--- a/New HSSE Management System 2026/Forms/01-DAN-RPT-HSE-000024__Jun_2026_REV01_Initial_Notification_Report.docx
+++ b/New HSSE Management System 2026/Forms/01-DAN-RPT-HSE-000024__Jun_2026_REV01_Initial_Notification_Report.docx
@@ -7,7 +7,7 @@
         <w:spacing w:before="0" w:after="0"/>
         <w:jc w:val="center"/>
         <w:rPr>
-          <w:rFonts w:ascii="Readex Pro Light" w:hAnsi="Readex Pro Light" w:cs="Readex Pro Light"/>
+          <w:rFonts w:ascii="Tahoma" w:hAnsi="Tahoma" w:cs="Tahoma"/>
           <w:b/>
           <w:sz w:val="20"/>
           <w:szCs w:val="20"/>
@@ -70,7 +70,7 @@
             <w:pPr>
               <w:spacing w:before="0" w:after="0"/>
               <w:rPr>
-                <w:rFonts w:ascii="Readex Pro Light" w:hAnsi="Readex Pro Light" w:cs="Readex Pro Light"/>
+                <w:rFonts w:ascii="Tahoma" w:hAnsi="Tahoma" w:cs="Tahoma"/>
                 <w:b/>
                 <w:sz w:val="20"/>
                 <w:szCs w:val="20"/>
@@ -78,7 +78,7 @@
             </w:pPr>
             <w:r>
               <w:rPr>
-                <w:rFonts w:ascii="Readex Pro Light" w:hAnsi="Readex Pro Light" w:cs="Readex Pro Light"/>
+                <w:rFonts w:ascii="Tahoma" w:hAnsi="Tahoma" w:cs="Tahoma"/>
                 <w:b/>
                 <w:sz w:val="20"/>
                 <w:szCs w:val="20"/>
@@ -102,7 +102,7 @@
             <w:pPr>
               <w:spacing w:before="0" w:after="0"/>
               <w:rPr>
-                <w:rFonts w:ascii="Readex Pro Light" w:hAnsi="Readex Pro Light" w:cs="Readex Pro Light"/>
+                <w:rFonts w:ascii="Tahoma" w:hAnsi="Tahoma" w:cs="Tahoma"/>
                 <w:b/>
                 <w:sz w:val="20"/>
                 <w:szCs w:val="20"/>
@@ -110,7 +110,7 @@
             </w:pPr>
             <w:r>
               <w:rPr>
-                <w:rFonts w:ascii="Readex Pro Light" w:hAnsi="Readex Pro Light" w:cs="Readex Pro Light"/>
+                <w:rFonts w:ascii="Tahoma" w:hAnsi="Tahoma" w:cs="Tahoma"/>
                 <w:b/>
                 <w:sz w:val="20"/>
                 <w:szCs w:val="20"/>
@@ -140,12 +140,12 @@
             <w:pPr>
               <w:spacing w:before="0" w:after="0"/>
               <w:rPr>
-                <w:rFonts w:ascii="Readex Pro Light" w:hAnsi="Readex Pro Light" w:cs="Readex Pro Light"/>
-              </w:rPr>
-            </w:pPr>
-            <w:r>
-              <w:rPr>
-                <w:rFonts w:ascii="Readex Pro Light" w:hAnsi="Readex Pro Light" w:cs="Readex Pro Light"/>
+                <w:rFonts w:ascii="Tahoma" w:hAnsi="Tahoma" w:cs="Tahoma"/>
+              </w:rPr>
+            </w:pPr>
+            <w:r>
+              <w:rPr>
+                <w:rFonts w:ascii="Tahoma" w:hAnsi="Tahoma" w:cs="Tahoma"/>
                 <w:b/>
                 <w:sz w:val="20"/>
                 <w:szCs w:val="20"/>
@@ -170,7 +170,7 @@
             <w:pPr>
               <w:spacing w:before="0" w:after="0"/>
               <w:rPr>
-                <w:rFonts w:ascii="Readex Pro Light" w:hAnsi="Readex Pro Light" w:cs="Readex Pro Light"/>
+                <w:rFonts w:ascii="Tahoma" w:hAnsi="Tahoma" w:cs="Tahoma"/>
                 <w:sz w:val="16"/>
               </w:rPr>
             </w:pPr>
@@ -195,7 +195,7 @@
               </w:tabs>
               <w:spacing w:before="0" w:after="0"/>
               <w:rPr>
-                <w:rFonts w:ascii="Readex Pro Light" w:hAnsi="Readex Pro Light" w:cs="Readex Pro Light"/>
+                <w:rFonts w:ascii="Tahoma" w:hAnsi="Tahoma" w:cs="Tahoma"/>
                 <w:b/>
                 <w:bCs/>
                 <w:sz w:val="20"/>
@@ -204,7 +204,7 @@
             </w:pPr>
             <w:r>
               <w:rPr>
-                <w:rFonts w:ascii="Readex Pro Light" w:hAnsi="Readex Pro Light" w:cs="Readex Pro Light"/>
+                <w:rFonts w:ascii="Tahoma" w:hAnsi="Tahoma" w:cs="Tahoma"/>
                 <w:b/>
                 <w:bCs/>
                 <w:sz w:val="20"/>
@@ -214,7 +214,7 @@
             </w:r>
             <w:r>
               <w:rPr>
-                <w:rFonts w:ascii="Readex Pro Light" w:hAnsi="Readex Pro Light" w:cs="Readex Pro Light"/>
+                <w:rFonts w:ascii="Tahoma" w:hAnsi="Tahoma" w:cs="Tahoma"/>
                 <w:b/>
                 <w:bCs/>
                 <w:sz w:val="20"/>
@@ -224,7 +224,7 @@
             </w:r>
             <w:r>
               <w:rPr>
-                <w:rFonts w:ascii="Readex Pro Light" w:hAnsi="Readex Pro Light" w:cs="Readex Pro Light"/>
+                <w:rFonts w:ascii="Tahoma" w:hAnsi="Tahoma" w:cs="Tahoma"/>
                 <w:b/>
                 <w:bCs/>
                 <w:sz w:val="20"/>
@@ -249,7 +249,7 @@
             <w:pPr>
               <w:spacing w:before="0" w:after="0"/>
               <w:rPr>
-                <w:rFonts w:ascii="Readex Pro Light" w:hAnsi="Readex Pro Light" w:cs="Readex Pro Light"/>
+                <w:rFonts w:ascii="Tahoma" w:hAnsi="Tahoma" w:cs="Tahoma"/>
                 <w:sz w:val="16"/>
               </w:rPr>
             </w:pPr>
@@ -274,7 +274,7 @@
               </w:tabs>
               <w:spacing w:before="0" w:after="0"/>
               <w:rPr>
-                <w:rFonts w:ascii="Readex Pro Light" w:hAnsi="Readex Pro Light" w:cs="Readex Pro Light"/>
+                <w:rFonts w:ascii="Tahoma" w:hAnsi="Tahoma" w:cs="Tahoma"/>
                 <w:b/>
                 <w:sz w:val="20"/>
                 <w:szCs w:val="20"/>
@@ -282,7 +282,7 @@
             </w:pPr>
             <w:r>
               <w:rPr>
-                <w:rFonts w:ascii="Readex Pro Light" w:hAnsi="Readex Pro Light" w:cs="Readex Pro Light"/>
+                <w:rFonts w:ascii="Tahoma" w:hAnsi="Tahoma" w:cs="Tahoma"/>
                 <w:b/>
                 <w:sz w:val="20"/>
                 <w:szCs w:val="20"/>
@@ -306,7 +306,7 @@
             <w:pPr>
               <w:spacing w:before="0" w:after="0"/>
               <w:rPr>
-                <w:rFonts w:ascii="Readex Pro Light" w:hAnsi="Readex Pro Light" w:cs="Readex Pro Light"/>
+                <w:rFonts w:ascii="Tahoma" w:hAnsi="Tahoma" w:cs="Tahoma"/>
                 <w:sz w:val="16"/>
               </w:rPr>
             </w:pPr>
@@ -334,7 +334,7 @@
               <w:spacing w:before="0" w:after="0"/>
               <w:jc w:val="center"/>
               <w:rPr>
-                <w:rFonts w:ascii="Readex Pro Light" w:hAnsi="Readex Pro Light" w:cs="Readex Pro Light"/>
+                <w:rFonts w:ascii="Tahoma" w:hAnsi="Tahoma" w:cs="Tahoma"/>
                 <w:bCs w:val="0"/>
                 <w:color w:val="FFFFFF" w:themeColor="background1"/>
                 <w:sz w:val="16"/>
@@ -344,7 +344,7 @@
             </w:pPr>
             <w:r>
               <w:rPr>
-                <w:rFonts w:ascii="Readex Pro Light" w:hAnsi="Readex Pro Light" w:cs="Readex Pro Light"/>
+                <w:rFonts w:ascii="Tahoma" w:hAnsi="Tahoma" w:cs="Tahoma"/>
                 <w:bCs w:val="0"/>
                 <w:color w:val="FFFFFF" w:themeColor="background1"/>
                 <w:sz w:val="16"/>
@@ -369,14 +369,14 @@
           <w:p>
             <w:pPr>
               <w:rPr>
-                <w:rFonts w:ascii="Readex Pro Light" w:hAnsi="Readex Pro Light" w:cs="Readex Pro Light"/>
-                <w:sz w:val="16"/>
-                <w:szCs w:val="16"/>
-              </w:rPr>
-            </w:pPr>
-            <w:r>
-              <w:rPr>
-                <w:rFonts w:ascii="Readex Pro Light" w:hAnsi="Readex Pro Light" w:cs="Readex Pro Light"/>
+                <w:rFonts w:ascii="Tahoma" w:hAnsi="Tahoma" w:cs="Tahoma"/>
+                <w:sz w:val="16"/>
+                <w:szCs w:val="16"/>
+              </w:rPr>
+            </w:pPr>
+            <w:r>
+              <w:rPr>
+                <w:rFonts w:ascii="Tahoma" w:hAnsi="Tahoma" w:cs="Tahoma"/>
                 <w:sz w:val="16"/>
                 <w:szCs w:val="16"/>
               </w:rPr>
@@ -394,7 +394,7 @@
             </w:r>
             <w:r>
               <w:rPr>
-                <w:rFonts w:ascii="Readex Pro Light" w:hAnsi="Readex Pro Light" w:cs="Readex Pro Light"/>
+                <w:rFonts w:ascii="Tahoma" w:hAnsi="Tahoma" w:cs="Tahoma"/>
                 <w:sz w:val="16"/>
                 <w:szCs w:val="16"/>
               </w:rPr>
@@ -402,14 +402,14 @@
             </w:r>
             <w:r>
               <w:rPr>
-                <w:rFonts w:ascii="Readex Pro Light" w:hAnsi="Readex Pro Light" w:cs="Readex Pro Light"/>
-                <w:sz w:val="16"/>
-                <w:szCs w:val="16"/>
-              </w:rPr>
-            </w:r>
-            <w:r>
-              <w:rPr>
-                <w:rFonts w:ascii="Readex Pro Light" w:hAnsi="Readex Pro Light" w:cs="Readex Pro Light"/>
+                <w:rFonts w:ascii="Tahoma" w:hAnsi="Tahoma" w:cs="Tahoma"/>
+                <w:sz w:val="16"/>
+                <w:szCs w:val="16"/>
+              </w:rPr>
+            </w:r>
+            <w:r>
+              <w:rPr>
+                <w:rFonts w:ascii="Tahoma" w:hAnsi="Tahoma" w:cs="Tahoma"/>
                 <w:sz w:val="16"/>
                 <w:szCs w:val="16"/>
               </w:rPr>
@@ -417,7 +417,7 @@
             </w:r>
             <w:r>
               <w:rPr>
-                <w:rFonts w:ascii="Readex Pro Light" w:hAnsi="Readex Pro Light" w:cs="Readex Pro Light"/>
+                <w:rFonts w:ascii="Tahoma" w:hAnsi="Tahoma" w:cs="Tahoma"/>
                 <w:sz w:val="16"/>
                 <w:szCs w:val="16"/>
               </w:rPr>
@@ -425,7 +425,7 @@
             </w:r>
             <w:r>
               <w:rPr>
-                <w:rFonts w:ascii="Readex Pro Light" w:hAnsi="Readex Pro Light" w:cs="Readex Pro Light"/>
+                <w:rFonts w:ascii="Tahoma" w:hAnsi="Tahoma" w:cs="Tahoma"/>
                 <w:sz w:val="16"/>
                 <w:szCs w:val="16"/>
               </w:rPr>
@@ -444,7 +444,7 @@
             <w:bookmarkStart w:id="0" w:name="Check19"/>
             <w:r>
               <w:rPr>
-                <w:rFonts w:ascii="Readex Pro Light" w:hAnsi="Readex Pro Light" w:cs="Readex Pro Light"/>
+                <w:rFonts w:ascii="Tahoma" w:hAnsi="Tahoma" w:cs="Tahoma"/>
                 <w:sz w:val="16"/>
                 <w:szCs w:val="16"/>
               </w:rPr>
@@ -452,14 +452,14 @@
             </w:r>
             <w:r>
               <w:rPr>
-                <w:rFonts w:ascii="Readex Pro Light" w:hAnsi="Readex Pro Light" w:cs="Readex Pro Light"/>
-                <w:sz w:val="16"/>
-                <w:szCs w:val="16"/>
-              </w:rPr>
-            </w:r>
-            <w:r>
-              <w:rPr>
-                <w:rFonts w:ascii="Readex Pro Light" w:hAnsi="Readex Pro Light" w:cs="Readex Pro Light"/>
+                <w:rFonts w:ascii="Tahoma" w:hAnsi="Tahoma" w:cs="Tahoma"/>
+                <w:sz w:val="16"/>
+                <w:szCs w:val="16"/>
+              </w:rPr>
+            </w:r>
+            <w:r>
+              <w:rPr>
+                <w:rFonts w:ascii="Tahoma" w:hAnsi="Tahoma" w:cs="Tahoma"/>
                 <w:sz w:val="16"/>
                 <w:szCs w:val="16"/>
               </w:rPr>
@@ -467,7 +467,7 @@
             </w:r>
             <w:r>
               <w:rPr>
-                <w:rFonts w:ascii="Readex Pro Light" w:hAnsi="Readex Pro Light" w:cs="Readex Pro Light"/>
+                <w:rFonts w:ascii="Tahoma" w:hAnsi="Tahoma" w:cs="Tahoma"/>
                 <w:sz w:val="16"/>
                 <w:szCs w:val="16"/>
               </w:rPr>
@@ -500,7 +500,7 @@
               <w:ind w:left="25" w:right="164"/>
               <w:jc w:val="left"/>
               <w:rPr>
-                <w:rFonts w:ascii="Readex Pro Light" w:hAnsi="Readex Pro Light" w:cs="Readex Pro Light"/>
+                <w:rFonts w:ascii="Tahoma" w:hAnsi="Tahoma" w:cs="Tahoma"/>
                 <w:sz w:val="16"/>
                 <w:szCs w:val="16"/>
                 <w:u w:val="single"/>
@@ -508,7 +508,7 @@
             </w:pPr>
             <w:r>
               <w:rPr>
-                <w:rFonts w:ascii="Readex Pro Light" w:hAnsi="Readex Pro Light" w:cs="Readex Pro Light"/>
+                <w:rFonts w:ascii="Tahoma" w:hAnsi="Tahoma" w:cs="Tahoma"/>
                 <w:sz w:val="16"/>
                 <w:szCs w:val="16"/>
                 <w:u w:val="single"/>
@@ -529,7 +529,7 @@
               <w:ind w:left="0" w:right="164"/>
               <w:jc w:val="left"/>
               <w:rPr>
-                <w:rFonts w:ascii="Readex Pro Light" w:hAnsi="Readex Pro Light" w:cs="Readex Pro Light"/>
+                <w:rFonts w:ascii="Tahoma" w:hAnsi="Tahoma" w:cs="Tahoma"/>
                 <w:bCs/>
                 <w:sz w:val="16"/>
                 <w:szCs w:val="16"/>
@@ -537,7 +537,7 @@
             </w:pPr>
             <w:r>
               <w:rPr>
-                <w:rFonts w:ascii="Readex Pro Light" w:hAnsi="Readex Pro Light" w:cs="Readex Pro Light"/>
+                <w:rFonts w:ascii="Tahoma" w:hAnsi="Tahoma" w:cs="Tahoma"/>
                 <w:bCs/>
                 <w:sz w:val="16"/>
                 <w:szCs w:val="16"/>
@@ -546,7 +546,7 @@
             </w:r>
             <w:r>
               <w:rPr>
-                <w:rFonts w:ascii="Readex Pro Light" w:hAnsi="Readex Pro Light" w:cs="Readex Pro Light"/>
+                <w:rFonts w:ascii="Tahoma" w:hAnsi="Tahoma" w:cs="Tahoma"/>
                 <w:bCs/>
                 <w:sz w:val="16"/>
                 <w:szCs w:val="16"/>
@@ -555,7 +555,7 @@
             </w:r>
             <w:r>
               <w:rPr>
-                <w:rFonts w:ascii="Readex Pro Light" w:hAnsi="Readex Pro Light" w:cs="Readex Pro Light"/>
+                <w:rFonts w:ascii="Tahoma" w:hAnsi="Tahoma" w:cs="Tahoma"/>
                 <w:bCs/>
                 <w:sz w:val="16"/>
                 <w:szCs w:val="16"/>
@@ -580,14 +580,14 @@
               <w:spacing w:before="0" w:after="0"/>
               <w:jc w:val="center"/>
               <w:rPr>
-                <w:rFonts w:ascii="Readex Pro Light" w:hAnsi="Readex Pro Light" w:cs="Readex Pro Light"/>
-                <w:sz w:val="16"/>
-                <w:szCs w:val="16"/>
-              </w:rPr>
-            </w:pPr>
-            <w:r>
-              <w:rPr>
-                <w:rFonts w:ascii="Readex Pro Light" w:hAnsi="Readex Pro Light" w:cs="Readex Pro Light"/>
+                <w:rFonts w:ascii="Tahoma" w:hAnsi="Tahoma" w:cs="Tahoma"/>
+                <w:sz w:val="16"/>
+                <w:szCs w:val="16"/>
+              </w:rPr>
+            </w:pPr>
+            <w:r>
+              <w:rPr>
+                <w:rFonts w:ascii="Tahoma" w:hAnsi="Tahoma" w:cs="Tahoma"/>
                 <w:sz w:val="16"/>
                 <w:szCs w:val="16"/>
               </w:rPr>
@@ -605,7 +605,7 @@
             </w:r>
             <w:r>
               <w:rPr>
-                <w:rFonts w:ascii="Readex Pro Light" w:hAnsi="Readex Pro Light" w:cs="Readex Pro Light"/>
+                <w:rFonts w:ascii="Tahoma" w:hAnsi="Tahoma" w:cs="Tahoma"/>
                 <w:sz w:val="16"/>
                 <w:szCs w:val="16"/>
               </w:rPr>
@@ -613,14 +613,14 @@
             </w:r>
             <w:r>
               <w:rPr>
-                <w:rFonts w:ascii="Readex Pro Light" w:hAnsi="Readex Pro Light" w:cs="Readex Pro Light"/>
-                <w:sz w:val="16"/>
-                <w:szCs w:val="16"/>
-              </w:rPr>
-            </w:r>
-            <w:r>
-              <w:rPr>
-                <w:rFonts w:ascii="Readex Pro Light" w:hAnsi="Readex Pro Light" w:cs="Readex Pro Light"/>
+                <w:rFonts w:ascii="Tahoma" w:hAnsi="Tahoma" w:cs="Tahoma"/>
+                <w:sz w:val="16"/>
+                <w:szCs w:val="16"/>
+              </w:rPr>
+            </w:r>
+            <w:r>
+              <w:rPr>
+                <w:rFonts w:ascii="Tahoma" w:hAnsi="Tahoma" w:cs="Tahoma"/>
                 <w:sz w:val="16"/>
                 <w:szCs w:val="16"/>
               </w:rPr>
@@ -628,7 +628,7 @@
             </w:r>
             <w:r>
               <w:rPr>
-                <w:rFonts w:ascii="Readex Pro Light" w:hAnsi="Readex Pro Light" w:cs="Readex Pro Light"/>
+                <w:rFonts w:ascii="Tahoma" w:hAnsi="Tahoma" w:cs="Tahoma"/>
                 <w:sz w:val="16"/>
                 <w:szCs w:val="16"/>
               </w:rPr>
@@ -638,7 +638,7 @@
           <w:p>
             <w:pPr>
               <w:rPr>
-                <w:rFonts w:ascii="Readex Pro Light" w:hAnsi="Readex Pro Light" w:cs="Readex Pro Light"/>
+                <w:rFonts w:ascii="Tahoma" w:hAnsi="Tahoma" w:cs="Tahoma"/>
                 <w:sz w:val="16"/>
                 <w:szCs w:val="16"/>
               </w:rPr>
@@ -669,7 +669,7 @@
               <w:ind w:left="25" w:right="164"/>
               <w:jc w:val="left"/>
               <w:rPr>
-                <w:rFonts w:ascii="Readex Pro Light" w:hAnsi="Readex Pro Light" w:cs="Readex Pro Light"/>
+                <w:rFonts w:ascii="Tahoma" w:hAnsi="Tahoma" w:cs="Tahoma"/>
                 <w:sz w:val="16"/>
                 <w:szCs w:val="16"/>
                 <w:u w:val="single"/>
@@ -677,7 +677,7 @@
             </w:pPr>
             <w:r>
               <w:rPr>
-                <w:rFonts w:ascii="Readex Pro Light" w:hAnsi="Readex Pro Light" w:cs="Readex Pro Light"/>
+                <w:rFonts w:ascii="Tahoma" w:hAnsi="Tahoma" w:cs="Tahoma"/>
                 <w:sz w:val="16"/>
                 <w:szCs w:val="16"/>
                 <w:u w:val="single"/>
@@ -698,7 +698,7 @@
               <w:ind w:left="25" w:right="164"/>
               <w:jc w:val="left"/>
               <w:rPr>
-                <w:rFonts w:ascii="Readex Pro Light" w:hAnsi="Readex Pro Light" w:cs="Readex Pro Light"/>
+                <w:rFonts w:ascii="Tahoma" w:hAnsi="Tahoma" w:cs="Tahoma"/>
                 <w:bCs/>
                 <w:sz w:val="16"/>
                 <w:szCs w:val="16"/>
@@ -706,7 +706,7 @@
             </w:pPr>
             <w:r>
               <w:rPr>
-                <w:rFonts w:ascii="Readex Pro Light" w:hAnsi="Readex Pro Light" w:cs="Readex Pro Light"/>
+                <w:rFonts w:ascii="Tahoma" w:hAnsi="Tahoma" w:cs="Tahoma"/>
                 <w:bCs/>
                 <w:sz w:val="16"/>
                 <w:szCs w:val="16"/>
@@ -730,14 +730,14 @@
               <w:spacing w:before="0" w:after="0"/>
               <w:jc w:val="center"/>
               <w:rPr>
-                <w:rFonts w:ascii="Readex Pro Light" w:hAnsi="Readex Pro Light" w:cs="Readex Pro Light"/>
-                <w:sz w:val="16"/>
-                <w:szCs w:val="16"/>
-              </w:rPr>
-            </w:pPr>
-            <w:r>
-              <w:rPr>
-                <w:rFonts w:ascii="Readex Pro Light" w:hAnsi="Readex Pro Light" w:cs="Readex Pro Light"/>
+                <w:rFonts w:ascii="Tahoma" w:hAnsi="Tahoma" w:cs="Tahoma"/>
+                <w:sz w:val="16"/>
+                <w:szCs w:val="16"/>
+              </w:rPr>
+            </w:pPr>
+            <w:r>
+              <w:rPr>
+                <w:rFonts w:ascii="Tahoma" w:hAnsi="Tahoma" w:cs="Tahoma"/>
                 <w:sz w:val="16"/>
                 <w:szCs w:val="16"/>
               </w:rPr>
@@ -756,7 +756,7 @@
             <w:bookmarkStart w:id="1" w:name="Check6"/>
             <w:r>
               <w:rPr>
-                <w:rFonts w:ascii="Readex Pro Light" w:hAnsi="Readex Pro Light" w:cs="Readex Pro Light"/>
+                <w:rFonts w:ascii="Tahoma" w:hAnsi="Tahoma" w:cs="Tahoma"/>
                 <w:sz w:val="16"/>
                 <w:szCs w:val="16"/>
               </w:rPr>
@@ -764,14 +764,14 @@
             </w:r>
             <w:r>
               <w:rPr>
-                <w:rFonts w:ascii="Readex Pro Light" w:hAnsi="Readex Pro Light" w:cs="Readex Pro Light"/>
-                <w:sz w:val="16"/>
-                <w:szCs w:val="16"/>
-              </w:rPr>
-            </w:r>
-            <w:r>
-              <w:rPr>
-                <w:rFonts w:ascii="Readex Pro Light" w:hAnsi="Readex Pro Light" w:cs="Readex Pro Light"/>
+                <w:rFonts w:ascii="Tahoma" w:hAnsi="Tahoma" w:cs="Tahoma"/>
+                <w:sz w:val="16"/>
+                <w:szCs w:val="16"/>
+              </w:rPr>
+            </w:r>
+            <w:r>
+              <w:rPr>
+                <w:rFonts w:ascii="Tahoma" w:hAnsi="Tahoma" w:cs="Tahoma"/>
                 <w:sz w:val="16"/>
                 <w:szCs w:val="16"/>
               </w:rPr>
@@ -779,7 +779,7 @@
             </w:r>
             <w:r>
               <w:rPr>
-                <w:rFonts w:ascii="Readex Pro Light" w:hAnsi="Readex Pro Light" w:cs="Readex Pro Light"/>
+                <w:rFonts w:ascii="Tahoma" w:hAnsi="Tahoma" w:cs="Tahoma"/>
                 <w:sz w:val="16"/>
                 <w:szCs w:val="16"/>
               </w:rPr>
@@ -812,7 +812,7 @@
               <w:ind w:left="25" w:right="164"/>
               <w:jc w:val="left"/>
               <w:rPr>
-                <w:rFonts w:ascii="Readex Pro Light" w:hAnsi="Readex Pro Light" w:cs="Readex Pro Light"/>
+                <w:rFonts w:ascii="Tahoma" w:hAnsi="Tahoma" w:cs="Tahoma"/>
                 <w:sz w:val="16"/>
                 <w:szCs w:val="16"/>
                 <w:u w:val="single"/>
@@ -820,7 +820,7 @@
             </w:pPr>
             <w:r>
               <w:rPr>
-                <w:rFonts w:ascii="Readex Pro Light" w:hAnsi="Readex Pro Light" w:cs="Readex Pro Light"/>
+                <w:rFonts w:ascii="Tahoma" w:hAnsi="Tahoma" w:cs="Tahoma"/>
                 <w:sz w:val="16"/>
                 <w:szCs w:val="16"/>
                 <w:u w:val="single"/>
@@ -829,7 +829,7 @@
             </w:r>
             <w:r>
               <w:rPr>
-                <w:rFonts w:ascii="Readex Pro Light" w:hAnsi="Readex Pro Light" w:cs="Readex Pro Light"/>
+                <w:rFonts w:ascii="Tahoma" w:hAnsi="Tahoma" w:cs="Tahoma"/>
                 <w:sz w:val="16"/>
                 <w:szCs w:val="16"/>
                 <w:u w:val="single"/>
@@ -854,14 +854,14 @@
               <w:spacing w:before="0" w:after="0"/>
               <w:jc w:val="center"/>
               <w:rPr>
-                <w:rFonts w:ascii="Readex Pro Light" w:hAnsi="Readex Pro Light" w:cs="Readex Pro Light"/>
-                <w:sz w:val="16"/>
-                <w:szCs w:val="16"/>
-              </w:rPr>
-            </w:pPr>
-            <w:r>
-              <w:rPr>
-                <w:rFonts w:ascii="Readex Pro Light" w:hAnsi="Readex Pro Light" w:cs="Readex Pro Light"/>
+                <w:rFonts w:ascii="Tahoma" w:hAnsi="Tahoma" w:cs="Tahoma"/>
+                <w:sz w:val="16"/>
+                <w:szCs w:val="16"/>
+              </w:rPr>
+            </w:pPr>
+            <w:r>
+              <w:rPr>
+                <w:rFonts w:ascii="Tahoma" w:hAnsi="Tahoma" w:cs="Tahoma"/>
                 <w:sz w:val="16"/>
                 <w:szCs w:val="16"/>
               </w:rPr>
@@ -880,7 +880,7 @@
             <w:bookmarkStart w:id="2" w:name="Check7"/>
             <w:r>
               <w:rPr>
-                <w:rFonts w:ascii="Readex Pro Light" w:hAnsi="Readex Pro Light" w:cs="Readex Pro Light"/>
+                <w:rFonts w:ascii="Tahoma" w:hAnsi="Tahoma" w:cs="Tahoma"/>
                 <w:sz w:val="16"/>
                 <w:szCs w:val="16"/>
               </w:rPr>
@@ -888,14 +888,14 @@
             </w:r>
             <w:r>
               <w:rPr>
-                <w:rFonts w:ascii="Readex Pro Light" w:hAnsi="Readex Pro Light" w:cs="Readex Pro Light"/>
-                <w:sz w:val="16"/>
-                <w:szCs w:val="16"/>
-              </w:rPr>
-            </w:r>
-            <w:r>
-              <w:rPr>
-                <w:rFonts w:ascii="Readex Pro Light" w:hAnsi="Readex Pro Light" w:cs="Readex Pro Light"/>
+                <w:rFonts w:ascii="Tahoma" w:hAnsi="Tahoma" w:cs="Tahoma"/>
+                <w:sz w:val="16"/>
+                <w:szCs w:val="16"/>
+              </w:rPr>
+            </w:r>
+            <w:r>
+              <w:rPr>
+                <w:rFonts w:ascii="Tahoma" w:hAnsi="Tahoma" w:cs="Tahoma"/>
                 <w:sz w:val="16"/>
                 <w:szCs w:val="16"/>
               </w:rPr>
@@ -903,7 +903,7 @@
             </w:r>
             <w:r>
               <w:rPr>
-                <w:rFonts w:ascii="Readex Pro Light" w:hAnsi="Readex Pro Light" w:cs="Readex Pro Light"/>
+                <w:rFonts w:ascii="Tahoma" w:hAnsi="Tahoma" w:cs="Tahoma"/>
                 <w:sz w:val="16"/>
                 <w:szCs w:val="16"/>
               </w:rPr>
@@ -936,7 +936,7 @@
               <w:ind w:left="25" w:right="164"/>
               <w:jc w:val="left"/>
               <w:rPr>
-                <w:rFonts w:ascii="Readex Pro Light" w:hAnsi="Readex Pro Light" w:cs="Readex Pro Light"/>
+                <w:rFonts w:ascii="Tahoma" w:hAnsi="Tahoma" w:cs="Tahoma"/>
                 <w:sz w:val="16"/>
                 <w:szCs w:val="16"/>
                 <w:u w:val="single"/>
@@ -944,7 +944,7 @@
             </w:pPr>
             <w:r>
               <w:rPr>
-                <w:rFonts w:ascii="Readex Pro Light" w:hAnsi="Readex Pro Light" w:cs="Readex Pro Light"/>
+                <w:rFonts w:ascii="Tahoma" w:hAnsi="Tahoma" w:cs="Tahoma"/>
                 <w:sz w:val="16"/>
                 <w:szCs w:val="16"/>
                 <w:u w:val="single"/>
@@ -955,7 +955,7 @@
           <w:p>
             <w:pPr>
               <w:rPr>
-                <w:rFonts w:ascii="Readex Pro Light" w:hAnsi="Readex Pro Light" w:cs="Readex Pro Light"/>
+                <w:rFonts w:ascii="Tahoma" w:hAnsi="Tahoma" w:cs="Tahoma"/>
                 <w:lang w:val="en-AU"/>
               </w:rPr>
             </w:pPr>
@@ -976,14 +976,14 @@
               <w:spacing w:before="0" w:after="0"/>
               <w:jc w:val="center"/>
               <w:rPr>
-                <w:rFonts w:ascii="Readex Pro Light" w:hAnsi="Readex Pro Light" w:cs="Readex Pro Light"/>
-                <w:sz w:val="16"/>
-                <w:szCs w:val="16"/>
-              </w:rPr>
-            </w:pPr>
-            <w:r>
-              <w:rPr>
-                <w:rFonts w:ascii="Readex Pro Light" w:hAnsi="Readex Pro Light" w:cs="Readex Pro Light"/>
+                <w:rFonts w:ascii="Tahoma" w:hAnsi="Tahoma" w:cs="Tahoma"/>
+                <w:sz w:val="16"/>
+                <w:szCs w:val="16"/>
+              </w:rPr>
+            </w:pPr>
+            <w:r>
+              <w:rPr>
+                <w:rFonts w:ascii="Tahoma" w:hAnsi="Tahoma" w:cs="Tahoma"/>
                 <w:sz w:val="16"/>
                 <w:szCs w:val="16"/>
               </w:rPr>
@@ -1002,7 +1002,7 @@
             <w:bookmarkStart w:id="3" w:name="Check8"/>
             <w:r>
               <w:rPr>
-                <w:rFonts w:ascii="Readex Pro Light" w:hAnsi="Readex Pro Light" w:cs="Readex Pro Light"/>
+                <w:rFonts w:ascii="Tahoma" w:hAnsi="Tahoma" w:cs="Tahoma"/>
                 <w:sz w:val="16"/>
                 <w:szCs w:val="16"/>
               </w:rPr>
@@ -1010,14 +1010,14 @@
             </w:r>
             <w:r>
               <w:rPr>
-                <w:rFonts w:ascii="Readex Pro Light" w:hAnsi="Readex Pro Light" w:cs="Readex Pro Light"/>
-                <w:sz w:val="16"/>
-                <w:szCs w:val="16"/>
-              </w:rPr>
-            </w:r>
-            <w:r>
-              <w:rPr>
-                <w:rFonts w:ascii="Readex Pro Light" w:hAnsi="Readex Pro Light" w:cs="Readex Pro Light"/>
+                <w:rFonts w:ascii="Tahoma" w:hAnsi="Tahoma" w:cs="Tahoma"/>
+                <w:sz w:val="16"/>
+                <w:szCs w:val="16"/>
+              </w:rPr>
+            </w:r>
+            <w:r>
+              <w:rPr>
+                <w:rFonts w:ascii="Tahoma" w:hAnsi="Tahoma" w:cs="Tahoma"/>
                 <w:sz w:val="16"/>
                 <w:szCs w:val="16"/>
               </w:rPr>
@@ -1025,7 +1025,7 @@
             </w:r>
             <w:r>
               <w:rPr>
-                <w:rFonts w:ascii="Readex Pro Light" w:hAnsi="Readex Pro Light" w:cs="Readex Pro Light"/>
+                <w:rFonts w:ascii="Tahoma" w:hAnsi="Tahoma" w:cs="Tahoma"/>
                 <w:sz w:val="16"/>
                 <w:szCs w:val="16"/>
               </w:rPr>
@@ -1059,7 +1059,7 @@
               <w:ind w:left="25" w:right="164"/>
               <w:jc w:val="left"/>
               <w:rPr>
-                <w:rFonts w:ascii="Readex Pro Light" w:hAnsi="Readex Pro Light" w:cs="Readex Pro Light"/>
+                <w:rFonts w:ascii="Tahoma" w:hAnsi="Tahoma" w:cs="Tahoma"/>
                 <w:sz w:val="16"/>
                 <w:szCs w:val="16"/>
                 <w:u w:val="single"/>
@@ -1067,7 +1067,7 @@
             </w:pPr>
             <w:r>
               <w:rPr>
-                <w:rFonts w:ascii="Readex Pro Light" w:hAnsi="Readex Pro Light" w:cs="Readex Pro Light"/>
+                <w:rFonts w:ascii="Tahoma" w:hAnsi="Tahoma" w:cs="Tahoma"/>
                 <w:sz w:val="16"/>
                 <w:szCs w:val="16"/>
                 <w:u w:val="single"/>
@@ -1078,13 +1078,13 @@
           <w:p>
             <w:pPr>
               <w:rPr>
-                <w:rFonts w:ascii="Readex Pro Light" w:hAnsi="Readex Pro Light" w:cs="Readex Pro Light"/>
+                <w:rFonts w:ascii="Tahoma" w:hAnsi="Tahoma" w:cs="Tahoma"/>
                 <w:lang w:val="en-AU"/>
               </w:rPr>
             </w:pPr>
             <w:r>
               <w:rPr>
-                <w:rFonts w:ascii="Readex Pro Light" w:hAnsi="Readex Pro Light" w:cs="Readex Pro Light"/>
+                <w:rFonts w:ascii="Tahoma" w:hAnsi="Tahoma" w:cs="Tahoma"/>
                 <w:sz w:val="20"/>
                 <w:szCs w:val="22"/>
                 <w:lang w:val="en-AU"/>
@@ -1108,14 +1108,14 @@
               <w:spacing w:before="0" w:after="0"/>
               <w:jc w:val="center"/>
               <w:rPr>
-                <w:rFonts w:ascii="Readex Pro Light" w:hAnsi="Readex Pro Light" w:cs="Readex Pro Light"/>
-                <w:sz w:val="16"/>
-                <w:szCs w:val="16"/>
-              </w:rPr>
-            </w:pPr>
-            <w:r>
-              <w:rPr>
-                <w:rFonts w:ascii="Readex Pro Light" w:hAnsi="Readex Pro Light" w:cs="Readex Pro Light"/>
+                <w:rFonts w:ascii="Tahoma" w:hAnsi="Tahoma" w:cs="Tahoma"/>
+                <w:sz w:val="16"/>
+                <w:szCs w:val="16"/>
+              </w:rPr>
+            </w:pPr>
+            <w:r>
+              <w:rPr>
+                <w:rFonts w:ascii="Tahoma" w:hAnsi="Tahoma" w:cs="Tahoma"/>
                 <w:sz w:val="16"/>
                 <w:szCs w:val="16"/>
               </w:rPr>
@@ -1134,7 +1134,7 @@
             <w:bookmarkStart w:id="4" w:name="Check9"/>
             <w:r>
               <w:rPr>
-                <w:rFonts w:ascii="Readex Pro Light" w:hAnsi="Readex Pro Light" w:cs="Readex Pro Light"/>
+                <w:rFonts w:ascii="Tahoma" w:hAnsi="Tahoma" w:cs="Tahoma"/>
                 <w:sz w:val="16"/>
                 <w:szCs w:val="16"/>
               </w:rPr>
@@ -1142,14 +1142,14 @@
             </w:r>
             <w:r>
               <w:rPr>
-                <w:rFonts w:ascii="Readex Pro Light" w:hAnsi="Readex Pro Light" w:cs="Readex Pro Light"/>
-                <w:sz w:val="16"/>
-                <w:szCs w:val="16"/>
-              </w:rPr>
-            </w:r>
-            <w:r>
-              <w:rPr>
-                <w:rFonts w:ascii="Readex Pro Light" w:hAnsi="Readex Pro Light" w:cs="Readex Pro Light"/>
+                <w:rFonts w:ascii="Tahoma" w:hAnsi="Tahoma" w:cs="Tahoma"/>
+                <w:sz w:val="16"/>
+                <w:szCs w:val="16"/>
+              </w:rPr>
+            </w:r>
+            <w:r>
+              <w:rPr>
+                <w:rFonts w:ascii="Tahoma" w:hAnsi="Tahoma" w:cs="Tahoma"/>
                 <w:sz w:val="16"/>
                 <w:szCs w:val="16"/>
               </w:rPr>
@@ -1157,7 +1157,7 @@
             </w:r>
             <w:r>
               <w:rPr>
-                <w:rFonts w:ascii="Readex Pro Light" w:hAnsi="Readex Pro Light" w:cs="Readex Pro Light"/>
+                <w:rFonts w:ascii="Tahoma" w:hAnsi="Tahoma" w:cs="Tahoma"/>
                 <w:sz w:val="16"/>
                 <w:szCs w:val="16"/>
               </w:rPr>
@@ -1191,7 +1191,7 @@
               <w:ind w:left="25" w:right="164"/>
               <w:jc w:val="left"/>
               <w:rPr>
-                <w:rFonts w:ascii="Readex Pro Light" w:hAnsi="Readex Pro Light" w:cs="Readex Pro Light"/>
+                <w:rFonts w:ascii="Tahoma" w:hAnsi="Tahoma" w:cs="Tahoma"/>
                 <w:sz w:val="16"/>
                 <w:szCs w:val="16"/>
                 <w:u w:val="single"/>
@@ -1199,7 +1199,7 @@
             </w:pPr>
             <w:r>
               <w:rPr>
-                <w:rFonts w:ascii="Readex Pro Light" w:hAnsi="Readex Pro Light" w:cs="Readex Pro Light"/>
+                <w:rFonts w:ascii="Tahoma" w:hAnsi="Tahoma" w:cs="Tahoma"/>
                 <w:sz w:val="16"/>
                 <w:szCs w:val="16"/>
                 <w:u w:val="single"/>
@@ -1222,14 +1222,14 @@
             <w:pPr>
               <w:spacing w:before="0" w:after="0"/>
               <w:rPr>
-                <w:rFonts w:ascii="Readex Pro Light" w:hAnsi="Readex Pro Light" w:cs="Readex Pro Light"/>
-                <w:sz w:val="16"/>
-                <w:szCs w:val="16"/>
-              </w:rPr>
-            </w:pPr>
-            <w:r>
-              <w:rPr>
-                <w:rFonts w:ascii="Readex Pro Light" w:hAnsi="Readex Pro Light" w:cs="Readex Pro Light"/>
+                <w:rFonts w:ascii="Tahoma" w:hAnsi="Tahoma" w:cs="Tahoma"/>
+                <w:sz w:val="16"/>
+                <w:szCs w:val="16"/>
+              </w:rPr>
+            </w:pPr>
+            <w:r>
+              <w:rPr>
+                <w:rFonts w:ascii="Tahoma" w:hAnsi="Tahoma" w:cs="Tahoma"/>
                 <w:sz w:val="16"/>
                 <w:szCs w:val="16"/>
               </w:rPr>
@@ -1248,7 +1248,7 @@
             <w:bookmarkStart w:id="5" w:name="Check10"/>
             <w:r>
               <w:rPr>
-                <w:rFonts w:ascii="Readex Pro Light" w:hAnsi="Readex Pro Light" w:cs="Readex Pro Light"/>
+                <w:rFonts w:ascii="Tahoma" w:hAnsi="Tahoma" w:cs="Tahoma"/>
                 <w:sz w:val="16"/>
                 <w:szCs w:val="16"/>
               </w:rPr>
@@ -1256,14 +1256,14 @@
             </w:r>
             <w:r>
               <w:rPr>
-                <w:rFonts w:ascii="Readex Pro Light" w:hAnsi="Readex Pro Light" w:cs="Readex Pro Light"/>
-                <w:sz w:val="16"/>
-                <w:szCs w:val="16"/>
-              </w:rPr>
-            </w:r>
-            <w:r>
-              <w:rPr>
-                <w:rFonts w:ascii="Readex Pro Light" w:hAnsi="Readex Pro Light" w:cs="Readex Pro Light"/>
+                <w:rFonts w:ascii="Tahoma" w:hAnsi="Tahoma" w:cs="Tahoma"/>
+                <w:sz w:val="16"/>
+                <w:szCs w:val="16"/>
+              </w:rPr>
+            </w:r>
+            <w:r>
+              <w:rPr>
+                <w:rFonts w:ascii="Tahoma" w:hAnsi="Tahoma" w:cs="Tahoma"/>
                 <w:sz w:val="16"/>
                 <w:szCs w:val="16"/>
               </w:rPr>
@@ -1271,7 +1271,7 @@
             </w:r>
             <w:r>
               <w:rPr>
-                <w:rFonts w:ascii="Readex Pro Light" w:hAnsi="Readex Pro Light" w:cs="Readex Pro Light"/>
+                <w:rFonts w:ascii="Tahoma" w:hAnsi="Tahoma" w:cs="Tahoma"/>
                 <w:sz w:val="16"/>
                 <w:szCs w:val="16"/>
               </w:rPr>
@@ -1303,7 +1303,7 @@
               <w:spacing w:before="0" w:after="0"/>
               <w:ind w:left="0"/>
               <w:rPr>
-                <w:rFonts w:ascii="Readex Pro Light" w:hAnsi="Readex Pro Light" w:cs="Readex Pro Light"/>
+                <w:rFonts w:ascii="Tahoma" w:hAnsi="Tahoma" w:cs="Tahoma"/>
                 <w:sz w:val="16"/>
                 <w:szCs w:val="16"/>
                 <w:u w:val="single"/>
@@ -1311,7 +1311,7 @@
             </w:pPr>
             <w:r>
               <w:rPr>
-                <w:rFonts w:ascii="Readex Pro Light" w:hAnsi="Readex Pro Light" w:cs="Readex Pro Light"/>
+                <w:rFonts w:ascii="Tahoma" w:hAnsi="Tahoma" w:cs="Tahoma"/>
                 <w:sz w:val="16"/>
                 <w:szCs w:val="16"/>
                 <w:u w:val="single"/>
@@ -1340,15 +1340,15 @@
               <w:spacing w:before="0" w:after="0"/>
               <w:ind w:left="-90"/>
               <w:rPr>
-                <w:rFonts w:ascii="Readex Pro Light" w:hAnsi="Readex Pro Light" w:cs="Readex Pro Light"/>
-                <w:b/>
-                <w:sz w:val="16"/>
-                <w:szCs w:val="16"/>
-              </w:rPr>
-            </w:pPr>
-            <w:r>
-              <w:rPr>
-                <w:rFonts w:ascii="Readex Pro Light" w:hAnsi="Readex Pro Light" w:cs="Readex Pro Light"/>
+                <w:rFonts w:ascii="Tahoma" w:hAnsi="Tahoma" w:cs="Tahoma"/>
+                <w:b/>
+                <w:sz w:val="16"/>
+                <w:szCs w:val="16"/>
+              </w:rPr>
+            </w:pPr>
+            <w:r>
+              <w:rPr>
+                <w:rFonts w:ascii="Tahoma" w:hAnsi="Tahoma" w:cs="Tahoma"/>
                 <w:b/>
                 <w:sz w:val="16"/>
                 <w:szCs w:val="16"/>
@@ -1357,7 +1357,7 @@
             </w:r>
             <w:r>
               <w:rPr>
-                <w:rFonts w:ascii="Readex Pro Light" w:hAnsi="Readex Pro Light" w:cs="Readex Pro Light"/>
+                <w:rFonts w:ascii="Tahoma" w:hAnsi="Tahoma" w:cs="Tahoma"/>
                 <w:b/>
                 <w:sz w:val="16"/>
                 <w:szCs w:val="16"/>
@@ -1377,7 +1377,7 @@
             <w:bookmarkStart w:id="6" w:name="Check23"/>
             <w:r>
               <w:rPr>
-                <w:rFonts w:ascii="Readex Pro Light" w:hAnsi="Readex Pro Light" w:cs="Readex Pro Light"/>
+                <w:rFonts w:ascii="Tahoma" w:hAnsi="Tahoma" w:cs="Tahoma"/>
                 <w:b/>
                 <w:sz w:val="16"/>
                 <w:szCs w:val="16"/>
@@ -1386,15 +1386,15 @@
             </w:r>
             <w:r>
               <w:rPr>
-                <w:rFonts w:ascii="Readex Pro Light" w:hAnsi="Readex Pro Light" w:cs="Readex Pro Light"/>
-                <w:b/>
-                <w:sz w:val="16"/>
-                <w:szCs w:val="16"/>
-              </w:rPr>
-            </w:r>
-            <w:r>
-              <w:rPr>
-                <w:rFonts w:ascii="Readex Pro Light" w:hAnsi="Readex Pro Light" w:cs="Readex Pro Light"/>
+                <w:rFonts w:ascii="Tahoma" w:hAnsi="Tahoma" w:cs="Tahoma"/>
+                <w:b/>
+                <w:sz w:val="16"/>
+                <w:szCs w:val="16"/>
+              </w:rPr>
+            </w:r>
+            <w:r>
+              <w:rPr>
+                <w:rFonts w:ascii="Tahoma" w:hAnsi="Tahoma" w:cs="Tahoma"/>
                 <w:b/>
                 <w:sz w:val="16"/>
                 <w:szCs w:val="16"/>
@@ -1403,7 +1403,7 @@
             </w:r>
             <w:r>
               <w:rPr>
-                <w:rFonts w:ascii="Readex Pro Light" w:hAnsi="Readex Pro Light" w:cs="Readex Pro Light"/>
+                <w:rFonts w:ascii="Tahoma" w:hAnsi="Tahoma" w:cs="Tahoma"/>
                 <w:b/>
                 <w:sz w:val="16"/>
                 <w:szCs w:val="16"/>
@@ -1416,7 +1416,7 @@
             <w:pPr>
               <w:spacing w:before="0" w:after="0"/>
               <w:rPr>
-                <w:rFonts w:ascii="Readex Pro Light" w:hAnsi="Readex Pro Light" w:cs="Readex Pro Light"/>
+                <w:rFonts w:ascii="Tahoma" w:hAnsi="Tahoma" w:cs="Tahoma"/>
                 <w:b/>
                 <w:sz w:val="16"/>
                 <w:szCs w:val="16"/>
@@ -1440,14 +1440,14 @@
               <w:spacing w:before="0" w:after="0"/>
               <w:jc w:val="center"/>
               <w:rPr>
-                <w:rFonts w:ascii="Readex Pro Light" w:hAnsi="Readex Pro Light" w:cs="Readex Pro Light"/>
-                <w:sz w:val="16"/>
-                <w:szCs w:val="16"/>
-              </w:rPr>
-            </w:pPr>
-            <w:r>
-              <w:rPr>
-                <w:rFonts w:ascii="Readex Pro Light" w:hAnsi="Readex Pro Light" w:cs="Readex Pro Light"/>
+                <w:rFonts w:ascii="Tahoma" w:hAnsi="Tahoma" w:cs="Tahoma"/>
+                <w:sz w:val="16"/>
+                <w:szCs w:val="16"/>
+              </w:rPr>
+            </w:pPr>
+            <w:r>
+              <w:rPr>
+                <w:rFonts w:ascii="Tahoma" w:hAnsi="Tahoma" w:cs="Tahoma"/>
                 <w:sz w:val="16"/>
                 <w:szCs w:val="16"/>
               </w:rPr>
@@ -1465,7 +1465,7 @@
             </w:r>
             <w:r>
               <w:rPr>
-                <w:rFonts w:ascii="Readex Pro Light" w:hAnsi="Readex Pro Light" w:cs="Readex Pro Light"/>
+                <w:rFonts w:ascii="Tahoma" w:hAnsi="Tahoma" w:cs="Tahoma"/>
                 <w:sz w:val="16"/>
                 <w:szCs w:val="16"/>
               </w:rPr>
@@ -1473,14 +1473,14 @@
             </w:r>
             <w:r>
               <w:rPr>
-                <w:rFonts w:ascii="Readex Pro Light" w:hAnsi="Readex Pro Light" w:cs="Readex Pro Light"/>
-                <w:sz w:val="16"/>
-                <w:szCs w:val="16"/>
-              </w:rPr>
-            </w:r>
-            <w:r>
-              <w:rPr>
-                <w:rFonts w:ascii="Readex Pro Light" w:hAnsi="Readex Pro Light" w:cs="Readex Pro Light"/>
+                <w:rFonts w:ascii="Tahoma" w:hAnsi="Tahoma" w:cs="Tahoma"/>
+                <w:sz w:val="16"/>
+                <w:szCs w:val="16"/>
+              </w:rPr>
+            </w:r>
+            <w:r>
+              <w:rPr>
+                <w:rFonts w:ascii="Tahoma" w:hAnsi="Tahoma" w:cs="Tahoma"/>
                 <w:sz w:val="16"/>
                 <w:szCs w:val="16"/>
               </w:rPr>
@@ -1488,7 +1488,7 @@
             </w:r>
             <w:r>
               <w:rPr>
-                <w:rFonts w:ascii="Readex Pro Light" w:hAnsi="Readex Pro Light" w:cs="Readex Pro Light"/>
+                <w:rFonts w:ascii="Tahoma" w:hAnsi="Tahoma" w:cs="Tahoma"/>
                 <w:sz w:val="16"/>
                 <w:szCs w:val="16"/>
               </w:rPr>
@@ -1510,14 +1510,14 @@
             <w:pPr>
               <w:spacing w:before="0" w:after="0"/>
               <w:rPr>
-                <w:rFonts w:ascii="Readex Pro Light" w:hAnsi="Readex Pro Light" w:cs="Readex Pro Light"/>
-                <w:sz w:val="16"/>
-                <w:szCs w:val="16"/>
-              </w:rPr>
-            </w:pPr>
-            <w:r>
-              <w:rPr>
-                <w:rFonts w:ascii="Readex Pro Light" w:hAnsi="Readex Pro Light" w:cs="Readex Pro Light"/>
+                <w:rFonts w:ascii="Tahoma" w:hAnsi="Tahoma" w:cs="Tahoma"/>
+                <w:sz w:val="16"/>
+                <w:szCs w:val="16"/>
+              </w:rPr>
+            </w:pPr>
+            <w:r>
+              <w:rPr>
+                <w:rFonts w:ascii="Tahoma" w:hAnsi="Tahoma" w:cs="Tahoma"/>
                 <w:sz w:val="16"/>
                 <w:szCs w:val="16"/>
               </w:rPr>
@@ -1541,14 +1541,14 @@
               <w:spacing w:before="0" w:after="0"/>
               <w:jc w:val="center"/>
               <w:rPr>
-                <w:rFonts w:ascii="Readex Pro Light" w:hAnsi="Readex Pro Light" w:cs="Readex Pro Light"/>
-                <w:sz w:val="16"/>
-                <w:szCs w:val="16"/>
-              </w:rPr>
-            </w:pPr>
-            <w:r>
-              <w:rPr>
-                <w:rFonts w:ascii="Readex Pro Light" w:hAnsi="Readex Pro Light" w:cs="Readex Pro Light"/>
+                <w:rFonts w:ascii="Tahoma" w:hAnsi="Tahoma" w:cs="Tahoma"/>
+                <w:sz w:val="16"/>
+                <w:szCs w:val="16"/>
+              </w:rPr>
+            </w:pPr>
+            <w:r>
+              <w:rPr>
+                <w:rFonts w:ascii="Tahoma" w:hAnsi="Tahoma" w:cs="Tahoma"/>
                 <w:sz w:val="16"/>
                 <w:szCs w:val="16"/>
               </w:rPr>
@@ -1566,7 +1566,7 @@
             </w:r>
             <w:r>
               <w:rPr>
-                <w:rFonts w:ascii="Readex Pro Light" w:hAnsi="Readex Pro Light" w:cs="Readex Pro Light"/>
+                <w:rFonts w:ascii="Tahoma" w:hAnsi="Tahoma" w:cs="Tahoma"/>
                 <w:sz w:val="16"/>
                 <w:szCs w:val="16"/>
               </w:rPr>
@@ -1574,14 +1574,14 @@
             </w:r>
             <w:r>
               <w:rPr>
-                <w:rFonts w:ascii="Readex Pro Light" w:hAnsi="Readex Pro Light" w:cs="Readex Pro Light"/>
-                <w:sz w:val="16"/>
-                <w:szCs w:val="16"/>
-              </w:rPr>
-            </w:r>
-            <w:r>
-              <w:rPr>
-                <w:rFonts w:ascii="Readex Pro Light" w:hAnsi="Readex Pro Light" w:cs="Readex Pro Light"/>
+                <w:rFonts w:ascii="Tahoma" w:hAnsi="Tahoma" w:cs="Tahoma"/>
+                <w:sz w:val="16"/>
+                <w:szCs w:val="16"/>
+              </w:rPr>
+            </w:r>
+            <w:r>
+              <w:rPr>
+                <w:rFonts w:ascii="Tahoma" w:hAnsi="Tahoma" w:cs="Tahoma"/>
                 <w:sz w:val="16"/>
                 <w:szCs w:val="16"/>
               </w:rPr>
@@ -1589,7 +1589,7 @@
             </w:r>
             <w:r>
               <w:rPr>
-                <w:rFonts w:ascii="Readex Pro Light" w:hAnsi="Readex Pro Light" w:cs="Readex Pro Light"/>
+                <w:rFonts w:ascii="Tahoma" w:hAnsi="Tahoma" w:cs="Tahoma"/>
                 <w:sz w:val="16"/>
                 <w:szCs w:val="16"/>
               </w:rPr>
@@ -1611,14 +1611,14 @@
             <w:pPr>
               <w:spacing w:before="0" w:after="0"/>
               <w:rPr>
-                <w:rFonts w:ascii="Readex Pro Light" w:hAnsi="Readex Pro Light" w:cs="Readex Pro Light"/>
-                <w:sz w:val="16"/>
-                <w:szCs w:val="16"/>
-              </w:rPr>
-            </w:pPr>
-            <w:r>
-              <w:rPr>
-                <w:rFonts w:ascii="Readex Pro Light" w:hAnsi="Readex Pro Light" w:cs="Readex Pro Light"/>
+                <w:rFonts w:ascii="Tahoma" w:hAnsi="Tahoma" w:cs="Tahoma"/>
+                <w:sz w:val="16"/>
+                <w:szCs w:val="16"/>
+              </w:rPr>
+            </w:pPr>
+            <w:r>
+              <w:rPr>
+                <w:rFonts w:ascii="Tahoma" w:hAnsi="Tahoma" w:cs="Tahoma"/>
                 <w:sz w:val="16"/>
                 <w:szCs w:val="16"/>
               </w:rPr>
@@ -1641,14 +1641,14 @@
               <w:spacing w:before="0" w:after="0"/>
               <w:jc w:val="center"/>
               <w:rPr>
-                <w:rFonts w:ascii="Readex Pro Light" w:hAnsi="Readex Pro Light" w:cs="Readex Pro Light"/>
-                <w:sz w:val="16"/>
-                <w:szCs w:val="16"/>
-              </w:rPr>
-            </w:pPr>
-            <w:r>
-              <w:rPr>
-                <w:rFonts w:ascii="Readex Pro Light" w:hAnsi="Readex Pro Light" w:cs="Readex Pro Light"/>
+                <w:rFonts w:ascii="Tahoma" w:hAnsi="Tahoma" w:cs="Tahoma"/>
+                <w:sz w:val="16"/>
+                <w:szCs w:val="16"/>
+              </w:rPr>
+            </w:pPr>
+            <w:r>
+              <w:rPr>
+                <w:rFonts w:ascii="Tahoma" w:hAnsi="Tahoma" w:cs="Tahoma"/>
                 <w:sz w:val="16"/>
                 <w:szCs w:val="16"/>
               </w:rPr>
@@ -1666,7 +1666,7 @@
             </w:r>
             <w:r>
               <w:rPr>
-                <w:rFonts w:ascii="Readex Pro Light" w:hAnsi="Readex Pro Light" w:cs="Readex Pro Light"/>
+                <w:rFonts w:ascii="Tahoma" w:hAnsi="Tahoma" w:cs="Tahoma"/>
                 <w:sz w:val="16"/>
                 <w:szCs w:val="16"/>
               </w:rPr>
@@ -1674,14 +1674,14 @@
             </w:r>
             <w:r>
               <w:rPr>
-                <w:rFonts w:ascii="Readex Pro Light" w:hAnsi="Readex Pro Light" w:cs="Readex Pro Light"/>
-                <w:sz w:val="16"/>
-                <w:szCs w:val="16"/>
-              </w:rPr>
-            </w:r>
-            <w:r>
-              <w:rPr>
-                <w:rFonts w:ascii="Readex Pro Light" w:hAnsi="Readex Pro Light" w:cs="Readex Pro Light"/>
+                <w:rFonts w:ascii="Tahoma" w:hAnsi="Tahoma" w:cs="Tahoma"/>
+                <w:sz w:val="16"/>
+                <w:szCs w:val="16"/>
+              </w:rPr>
+            </w:r>
+            <w:r>
+              <w:rPr>
+                <w:rFonts w:ascii="Tahoma" w:hAnsi="Tahoma" w:cs="Tahoma"/>
                 <w:sz w:val="16"/>
                 <w:szCs w:val="16"/>
               </w:rPr>
@@ -1689,7 +1689,7 @@
             </w:r>
             <w:r>
               <w:rPr>
-                <w:rFonts w:ascii="Readex Pro Light" w:hAnsi="Readex Pro Light" w:cs="Readex Pro Light"/>
+                <w:rFonts w:ascii="Tahoma" w:hAnsi="Tahoma" w:cs="Tahoma"/>
                 <w:sz w:val="16"/>
                 <w:szCs w:val="16"/>
               </w:rPr>
@@ -1711,14 +1711,14 @@
             <w:pPr>
               <w:spacing w:before="0" w:after="0"/>
               <w:rPr>
-                <w:rFonts w:ascii="Readex Pro Light" w:hAnsi="Readex Pro Light" w:cs="Readex Pro Light"/>
-                <w:sz w:val="16"/>
-                <w:szCs w:val="16"/>
-              </w:rPr>
-            </w:pPr>
-            <w:r>
-              <w:rPr>
-                <w:rFonts w:ascii="Readex Pro Light" w:hAnsi="Readex Pro Light" w:cs="Readex Pro Light"/>
+                <w:rFonts w:ascii="Tahoma" w:hAnsi="Tahoma" w:cs="Tahoma"/>
+                <w:sz w:val="16"/>
+                <w:szCs w:val="16"/>
+              </w:rPr>
+            </w:pPr>
+            <w:r>
+              <w:rPr>
+                <w:rFonts w:ascii="Tahoma" w:hAnsi="Tahoma" w:cs="Tahoma"/>
                 <w:sz w:val="16"/>
                 <w:szCs w:val="16"/>
               </w:rPr>
@@ -1742,14 +1742,14 @@
               <w:spacing w:before="0" w:after="0"/>
               <w:jc w:val="center"/>
               <w:rPr>
-                <w:rFonts w:ascii="Readex Pro Light" w:hAnsi="Readex Pro Light" w:cs="Readex Pro Light"/>
-                <w:sz w:val="16"/>
-                <w:szCs w:val="16"/>
-              </w:rPr>
-            </w:pPr>
-            <w:r>
-              <w:rPr>
-                <w:rFonts w:ascii="Readex Pro Light" w:hAnsi="Readex Pro Light" w:cs="Readex Pro Light"/>
+                <w:rFonts w:ascii="Tahoma" w:hAnsi="Tahoma" w:cs="Tahoma"/>
+                <w:sz w:val="16"/>
+                <w:szCs w:val="16"/>
+              </w:rPr>
+            </w:pPr>
+            <w:r>
+              <w:rPr>
+                <w:rFonts w:ascii="Tahoma" w:hAnsi="Tahoma" w:cs="Tahoma"/>
                 <w:sz w:val="16"/>
                 <w:szCs w:val="16"/>
               </w:rPr>
@@ -1767,7 +1767,7 @@
             </w:r>
             <w:r>
               <w:rPr>
-                <w:rFonts w:ascii="Readex Pro Light" w:hAnsi="Readex Pro Light" w:cs="Readex Pro Light"/>
+                <w:rFonts w:ascii="Tahoma" w:hAnsi="Tahoma" w:cs="Tahoma"/>
                 <w:sz w:val="16"/>
                 <w:szCs w:val="16"/>
               </w:rPr>
@@ -1775,14 +1775,14 @@
             </w:r>
             <w:r>
               <w:rPr>
-                <w:rFonts w:ascii="Readex Pro Light" w:hAnsi="Readex Pro Light" w:cs="Readex Pro Light"/>
-                <w:sz w:val="16"/>
-                <w:szCs w:val="16"/>
-              </w:rPr>
-            </w:r>
-            <w:r>
-              <w:rPr>
-                <w:rFonts w:ascii="Readex Pro Light" w:hAnsi="Readex Pro Light" w:cs="Readex Pro Light"/>
+                <w:rFonts w:ascii="Tahoma" w:hAnsi="Tahoma" w:cs="Tahoma"/>
+                <w:sz w:val="16"/>
+                <w:szCs w:val="16"/>
+              </w:rPr>
+            </w:r>
+            <w:r>
+              <w:rPr>
+                <w:rFonts w:ascii="Tahoma" w:hAnsi="Tahoma" w:cs="Tahoma"/>
                 <w:sz w:val="16"/>
                 <w:szCs w:val="16"/>
               </w:rPr>
@@ -1790,7 +1790,7 @@
             </w:r>
             <w:r>
               <w:rPr>
-                <w:rFonts w:ascii="Readex Pro Light" w:hAnsi="Readex Pro Light" w:cs="Readex Pro Light"/>
+                <w:rFonts w:ascii="Tahoma" w:hAnsi="Tahoma" w:cs="Tahoma"/>
                 <w:sz w:val="16"/>
                 <w:szCs w:val="16"/>
               </w:rPr>
@@ -1812,14 +1812,14 @@
             <w:pPr>
               <w:spacing w:before="0" w:after="0"/>
               <w:rPr>
-                <w:rFonts w:ascii="Readex Pro Light" w:hAnsi="Readex Pro Light" w:cs="Readex Pro Light"/>
-                <w:sz w:val="16"/>
-                <w:szCs w:val="16"/>
-              </w:rPr>
-            </w:pPr>
-            <w:r>
-              <w:rPr>
-                <w:rFonts w:ascii="Readex Pro Light" w:hAnsi="Readex Pro Light" w:cs="Readex Pro Light"/>
+                <w:rFonts w:ascii="Tahoma" w:hAnsi="Tahoma" w:cs="Tahoma"/>
+                <w:sz w:val="16"/>
+                <w:szCs w:val="16"/>
+              </w:rPr>
+            </w:pPr>
+            <w:r>
+              <w:rPr>
+                <w:rFonts w:ascii="Tahoma" w:hAnsi="Tahoma" w:cs="Tahoma"/>
                 <w:sz w:val="16"/>
                 <w:szCs w:val="16"/>
               </w:rPr>
@@ -1842,14 +1842,14 @@
               <w:spacing w:before="0" w:after="0"/>
               <w:jc w:val="center"/>
               <w:rPr>
-                <w:rFonts w:ascii="Readex Pro Light" w:hAnsi="Readex Pro Light" w:cs="Readex Pro Light"/>
-                <w:sz w:val="16"/>
-                <w:szCs w:val="16"/>
-              </w:rPr>
-            </w:pPr>
-            <w:r>
-              <w:rPr>
-                <w:rFonts w:ascii="Readex Pro Light" w:hAnsi="Readex Pro Light" w:cs="Readex Pro Light"/>
+                <w:rFonts w:ascii="Tahoma" w:hAnsi="Tahoma" w:cs="Tahoma"/>
+                <w:sz w:val="16"/>
+                <w:szCs w:val="16"/>
+              </w:rPr>
+            </w:pPr>
+            <w:r>
+              <w:rPr>
+                <w:rFonts w:ascii="Tahoma" w:hAnsi="Tahoma" w:cs="Tahoma"/>
                 <w:sz w:val="16"/>
                 <w:szCs w:val="16"/>
               </w:rPr>
@@ -1867,7 +1867,7 @@
             </w:r>
             <w:r>
               <w:rPr>
-                <w:rFonts w:ascii="Readex Pro Light" w:hAnsi="Readex Pro Light" w:cs="Readex Pro Light"/>
+                <w:rFonts w:ascii="Tahoma" w:hAnsi="Tahoma" w:cs="Tahoma"/>
                 <w:sz w:val="16"/>
                 <w:szCs w:val="16"/>
               </w:rPr>
@@ -1875,14 +1875,14 @@
             </w:r>
             <w:r>
               <w:rPr>
-                <w:rFonts w:ascii="Readex Pro Light" w:hAnsi="Readex Pro Light" w:cs="Readex Pro Light"/>
-                <w:sz w:val="16"/>
-                <w:szCs w:val="16"/>
-              </w:rPr>
-            </w:r>
-            <w:r>
-              <w:rPr>
-                <w:rFonts w:ascii="Readex Pro Light" w:hAnsi="Readex Pro Light" w:cs="Readex Pro Light"/>
+                <w:rFonts w:ascii="Tahoma" w:hAnsi="Tahoma" w:cs="Tahoma"/>
+                <w:sz w:val="16"/>
+                <w:szCs w:val="16"/>
+              </w:rPr>
+            </w:r>
+            <w:r>
+              <w:rPr>
+                <w:rFonts w:ascii="Tahoma" w:hAnsi="Tahoma" w:cs="Tahoma"/>
                 <w:sz w:val="16"/>
                 <w:szCs w:val="16"/>
               </w:rPr>
@@ -1890,7 +1890,7 @@
             </w:r>
             <w:r>
               <w:rPr>
-                <w:rFonts w:ascii="Readex Pro Light" w:hAnsi="Readex Pro Light" w:cs="Readex Pro Light"/>
+                <w:rFonts w:ascii="Tahoma" w:hAnsi="Tahoma" w:cs="Tahoma"/>
                 <w:sz w:val="16"/>
                 <w:szCs w:val="16"/>
               </w:rPr>
@@ -1913,14 +1913,14 @@
             <w:pPr>
               <w:spacing w:before="0" w:after="0"/>
               <w:rPr>
-                <w:rFonts w:ascii="Readex Pro Light" w:hAnsi="Readex Pro Light" w:cs="Readex Pro Light"/>
-                <w:sz w:val="16"/>
-                <w:szCs w:val="16"/>
-              </w:rPr>
-            </w:pPr>
-            <w:r>
-              <w:rPr>
-                <w:rFonts w:ascii="Readex Pro Light" w:hAnsi="Readex Pro Light" w:cs="Readex Pro Light"/>
+                <w:rFonts w:ascii="Tahoma" w:hAnsi="Tahoma" w:cs="Tahoma"/>
+                <w:sz w:val="16"/>
+                <w:szCs w:val="16"/>
+              </w:rPr>
+            </w:pPr>
+            <w:r>
+              <w:rPr>
+                <w:rFonts w:ascii="Tahoma" w:hAnsi="Tahoma" w:cs="Tahoma"/>
                 <w:sz w:val="16"/>
                 <w:szCs w:val="16"/>
               </w:rPr>
@@ -1943,14 +1943,14 @@
               <w:spacing w:before="0" w:after="0"/>
               <w:jc w:val="center"/>
               <w:rPr>
-                <w:rFonts w:ascii="Readex Pro Light" w:hAnsi="Readex Pro Light" w:cs="Readex Pro Light"/>
-                <w:sz w:val="16"/>
-                <w:szCs w:val="16"/>
-              </w:rPr>
-            </w:pPr>
-            <w:r>
-              <w:rPr>
-                <w:rFonts w:ascii="Readex Pro Light" w:hAnsi="Readex Pro Light" w:cs="Readex Pro Light"/>
+                <w:rFonts w:ascii="Tahoma" w:hAnsi="Tahoma" w:cs="Tahoma"/>
+                <w:sz w:val="16"/>
+                <w:szCs w:val="16"/>
+              </w:rPr>
+            </w:pPr>
+            <w:r>
+              <w:rPr>
+                <w:rFonts w:ascii="Tahoma" w:hAnsi="Tahoma" w:cs="Tahoma"/>
                 <w:sz w:val="16"/>
                 <w:szCs w:val="16"/>
               </w:rPr>
@@ -1968,7 +1968,7 @@
             </w:r>
             <w:r>
               <w:rPr>
-                <w:rFonts w:ascii="Readex Pro Light" w:hAnsi="Readex Pro Light" w:cs="Readex Pro Light"/>
+                <w:rFonts w:ascii="Tahoma" w:hAnsi="Tahoma" w:cs="Tahoma"/>
                 <w:sz w:val="16"/>
                 <w:szCs w:val="16"/>
               </w:rPr>
@@ -1976,14 +1976,14 @@
             </w:r>
             <w:r>
               <w:rPr>
-                <w:rFonts w:ascii="Readex Pro Light" w:hAnsi="Readex Pro Light" w:cs="Readex Pro Light"/>
-                <w:sz w:val="16"/>
-                <w:szCs w:val="16"/>
-              </w:rPr>
-            </w:r>
-            <w:r>
-              <w:rPr>
-                <w:rFonts w:ascii="Readex Pro Light" w:hAnsi="Readex Pro Light" w:cs="Readex Pro Light"/>
+                <w:rFonts w:ascii="Tahoma" w:hAnsi="Tahoma" w:cs="Tahoma"/>
+                <w:sz w:val="16"/>
+                <w:szCs w:val="16"/>
+              </w:rPr>
+            </w:r>
+            <w:r>
+              <w:rPr>
+                <w:rFonts w:ascii="Tahoma" w:hAnsi="Tahoma" w:cs="Tahoma"/>
                 <w:sz w:val="16"/>
                 <w:szCs w:val="16"/>
               </w:rPr>
@@ -1991,7 +1991,7 @@
             </w:r>
             <w:r>
               <w:rPr>
-                <w:rFonts w:ascii="Readex Pro Light" w:hAnsi="Readex Pro Light" w:cs="Readex Pro Light"/>
+                <w:rFonts w:ascii="Tahoma" w:hAnsi="Tahoma" w:cs="Tahoma"/>
                 <w:sz w:val="16"/>
                 <w:szCs w:val="16"/>
               </w:rPr>
@@ -2014,14 +2014,14 @@
             <w:pPr>
               <w:spacing w:before="0" w:after="0"/>
               <w:rPr>
-                <w:rFonts w:ascii="Readex Pro Light" w:hAnsi="Readex Pro Light" w:cs="Readex Pro Light"/>
-                <w:sz w:val="16"/>
-                <w:szCs w:val="16"/>
-              </w:rPr>
-            </w:pPr>
-            <w:r>
-              <w:rPr>
-                <w:rFonts w:ascii="Readex Pro Light" w:hAnsi="Readex Pro Light" w:cs="Readex Pro Light"/>
+                <w:rFonts w:ascii="Tahoma" w:hAnsi="Tahoma" w:cs="Tahoma"/>
+                <w:sz w:val="16"/>
+                <w:szCs w:val="16"/>
+              </w:rPr>
+            </w:pPr>
+            <w:r>
+              <w:rPr>
+                <w:rFonts w:ascii="Tahoma" w:hAnsi="Tahoma" w:cs="Tahoma"/>
                 <w:sz w:val="16"/>
                 <w:szCs w:val="16"/>
               </w:rPr>
@@ -2045,14 +2045,14 @@
               <w:spacing w:before="0" w:after="0"/>
               <w:jc w:val="left"/>
               <w:rPr>
-                <w:rFonts w:ascii="Readex Pro Light" w:hAnsi="Readex Pro Light" w:cs="Readex Pro Light"/>
-                <w:sz w:val="16"/>
-                <w:szCs w:val="16"/>
-              </w:rPr>
-            </w:pPr>
-            <w:r>
-              <w:rPr>
-                <w:rFonts w:ascii="Readex Pro Light" w:hAnsi="Readex Pro Light" w:cs="Readex Pro Light"/>
+                <w:rFonts w:ascii="Tahoma" w:hAnsi="Tahoma" w:cs="Tahoma"/>
+                <w:sz w:val="16"/>
+                <w:szCs w:val="16"/>
+              </w:rPr>
+            </w:pPr>
+            <w:r>
+              <w:rPr>
+                <w:rFonts w:ascii="Tahoma" w:hAnsi="Tahoma" w:cs="Tahoma"/>
                 <w:sz w:val="16"/>
                 <w:szCs w:val="16"/>
               </w:rPr>
@@ -2060,7 +2060,7 @@
             </w:r>
             <w:r>
               <w:rPr>
-                <w:rFonts w:ascii="Readex Pro Light" w:hAnsi="Readex Pro Light" w:cs="Readex Pro Light"/>
+                <w:rFonts w:ascii="Tahoma" w:hAnsi="Tahoma" w:cs="Tahoma"/>
                 <w:sz w:val="16"/>
                 <w:szCs w:val="16"/>
               </w:rPr>
@@ -2068,7 +2068,7 @@
             </w:r>
             <w:r>
               <w:rPr>
-                <w:rFonts w:ascii="Readex Pro Light" w:hAnsi="Readex Pro Light" w:cs="Readex Pro Light"/>
+                <w:rFonts w:ascii="Tahoma" w:hAnsi="Tahoma" w:cs="Tahoma"/>
                 <w:sz w:val="16"/>
                 <w:szCs w:val="16"/>
               </w:rPr>
@@ -2076,7 +2076,7 @@
             </w:r>
             <w:r>
               <w:rPr>
-                <w:rFonts w:ascii="Readex Pro Light" w:hAnsi="Readex Pro Light" w:cs="Readex Pro Light"/>
+                <w:rFonts w:ascii="Tahoma" w:hAnsi="Tahoma" w:cs="Tahoma"/>
                 <w:sz w:val="16"/>
                 <w:szCs w:val="16"/>
               </w:rPr>
@@ -2084,7 +2084,7 @@
             </w:r>
             <w:r>
               <w:rPr>
-                <w:rFonts w:ascii="Readex Pro Light" w:hAnsi="Readex Pro Light" w:cs="Readex Pro Light"/>
+                <w:rFonts w:ascii="Tahoma" w:hAnsi="Tahoma" w:cs="Tahoma"/>
                 <w:sz w:val="16"/>
                 <w:szCs w:val="16"/>
               </w:rPr>
@@ -2110,7 +2110,7 @@
             <w:pPr>
               <w:spacing w:before="0" w:after="0"/>
               <w:rPr>
-                <w:rFonts w:ascii="Readex Pro Light" w:hAnsi="Readex Pro Light" w:cs="Readex Pro Light"/>
+                <w:rFonts w:ascii="Tahoma" w:hAnsi="Tahoma" w:cs="Tahoma"/>
                 <w:b/>
                 <w:sz w:val="16"/>
                 <w:szCs w:val="16"/>
@@ -2134,14 +2134,14 @@
               <w:spacing w:before="0" w:after="0"/>
               <w:jc w:val="center"/>
               <w:rPr>
-                <w:rFonts w:ascii="Readex Pro Light" w:hAnsi="Readex Pro Light" w:cs="Readex Pro Light"/>
-                <w:sz w:val="16"/>
-                <w:szCs w:val="16"/>
-              </w:rPr>
-            </w:pPr>
-            <w:r>
-              <w:rPr>
-                <w:rFonts w:ascii="Readex Pro Light" w:hAnsi="Readex Pro Light" w:cs="Readex Pro Light"/>
+                <w:rFonts w:ascii="Tahoma" w:hAnsi="Tahoma" w:cs="Tahoma"/>
+                <w:sz w:val="16"/>
+                <w:szCs w:val="16"/>
+              </w:rPr>
+            </w:pPr>
+            <w:r>
+              <w:rPr>
+                <w:rFonts w:ascii="Tahoma" w:hAnsi="Tahoma" w:cs="Tahoma"/>
                 <w:sz w:val="16"/>
                 <w:szCs w:val="16"/>
               </w:rPr>
@@ -2159,7 +2159,7 @@
             </w:r>
             <w:r>
               <w:rPr>
-                <w:rFonts w:ascii="Readex Pro Light" w:hAnsi="Readex Pro Light" w:cs="Readex Pro Light"/>
+                <w:rFonts w:ascii="Tahoma" w:hAnsi="Tahoma" w:cs="Tahoma"/>
                 <w:sz w:val="16"/>
                 <w:szCs w:val="16"/>
               </w:rPr>
@@ -2167,14 +2167,14 @@
             </w:r>
             <w:r>
               <w:rPr>
-                <w:rFonts w:ascii="Readex Pro Light" w:hAnsi="Readex Pro Light" w:cs="Readex Pro Light"/>
-                <w:sz w:val="16"/>
-                <w:szCs w:val="16"/>
-              </w:rPr>
-            </w:r>
-            <w:r>
-              <w:rPr>
-                <w:rFonts w:ascii="Readex Pro Light" w:hAnsi="Readex Pro Light" w:cs="Readex Pro Light"/>
+                <w:rFonts w:ascii="Tahoma" w:hAnsi="Tahoma" w:cs="Tahoma"/>
+                <w:sz w:val="16"/>
+                <w:szCs w:val="16"/>
+              </w:rPr>
+            </w:r>
+            <w:r>
+              <w:rPr>
+                <w:rFonts w:ascii="Tahoma" w:hAnsi="Tahoma" w:cs="Tahoma"/>
                 <w:sz w:val="16"/>
                 <w:szCs w:val="16"/>
               </w:rPr>
@@ -2182,7 +2182,7 @@
             </w:r>
             <w:r>
               <w:rPr>
-                <w:rFonts w:ascii="Readex Pro Light" w:hAnsi="Readex Pro Light" w:cs="Readex Pro Light"/>
+                <w:rFonts w:ascii="Tahoma" w:hAnsi="Tahoma" w:cs="Tahoma"/>
                 <w:sz w:val="16"/>
                 <w:szCs w:val="16"/>
               </w:rPr>
@@ -2204,14 +2204,14 @@
             <w:pPr>
               <w:spacing w:before="0" w:after="0"/>
               <w:rPr>
-                <w:rFonts w:ascii="Readex Pro Light" w:hAnsi="Readex Pro Light" w:cs="Readex Pro Light"/>
-                <w:sz w:val="16"/>
-                <w:szCs w:val="16"/>
-              </w:rPr>
-            </w:pPr>
-            <w:r>
-              <w:rPr>
-                <w:rFonts w:ascii="Readex Pro Light" w:hAnsi="Readex Pro Light" w:cs="Readex Pro Light"/>
+                <w:rFonts w:ascii="Tahoma" w:hAnsi="Tahoma" w:cs="Tahoma"/>
+                <w:sz w:val="16"/>
+                <w:szCs w:val="16"/>
+              </w:rPr>
+            </w:pPr>
+            <w:r>
+              <w:rPr>
+                <w:rFonts w:ascii="Tahoma" w:hAnsi="Tahoma" w:cs="Tahoma"/>
                 <w:sz w:val="16"/>
                 <w:szCs w:val="16"/>
               </w:rPr>
@@ -2235,14 +2235,14 @@
               <w:spacing w:before="0" w:after="0"/>
               <w:jc w:val="center"/>
               <w:rPr>
-                <w:rFonts w:ascii="Readex Pro Light" w:hAnsi="Readex Pro Light" w:cs="Readex Pro Light"/>
-                <w:sz w:val="16"/>
-                <w:szCs w:val="16"/>
-              </w:rPr>
-            </w:pPr>
-            <w:r>
-              <w:rPr>
-                <w:rFonts w:ascii="Readex Pro Light" w:hAnsi="Readex Pro Light" w:cs="Readex Pro Light"/>
+                <w:rFonts w:ascii="Tahoma" w:hAnsi="Tahoma" w:cs="Tahoma"/>
+                <w:sz w:val="16"/>
+                <w:szCs w:val="16"/>
+              </w:rPr>
+            </w:pPr>
+            <w:r>
+              <w:rPr>
+                <w:rFonts w:ascii="Tahoma" w:hAnsi="Tahoma" w:cs="Tahoma"/>
                 <w:sz w:val="16"/>
                 <w:szCs w:val="16"/>
               </w:rPr>
@@ -2260,7 +2260,7 @@
             </w:r>
             <w:r>
               <w:rPr>
-                <w:rFonts w:ascii="Readex Pro Light" w:hAnsi="Readex Pro Light" w:cs="Readex Pro Light"/>
+                <w:rFonts w:ascii="Tahoma" w:hAnsi="Tahoma" w:cs="Tahoma"/>
                 <w:sz w:val="16"/>
                 <w:szCs w:val="16"/>
               </w:rPr>
@@ -2268,14 +2268,14 @@
             </w:r>
             <w:r>
               <w:rPr>
-                <w:rFonts w:ascii="Readex Pro Light" w:hAnsi="Readex Pro Light" w:cs="Readex Pro Light"/>
-                <w:sz w:val="16"/>
-                <w:szCs w:val="16"/>
-              </w:rPr>
-            </w:r>
-            <w:r>
-              <w:rPr>
-                <w:rFonts w:ascii="Readex Pro Light" w:hAnsi="Readex Pro Light" w:cs="Readex Pro Light"/>
+                <w:rFonts w:ascii="Tahoma" w:hAnsi="Tahoma" w:cs="Tahoma"/>
+                <w:sz w:val="16"/>
+                <w:szCs w:val="16"/>
+              </w:rPr>
+            </w:r>
+            <w:r>
+              <w:rPr>
+                <w:rFonts w:ascii="Tahoma" w:hAnsi="Tahoma" w:cs="Tahoma"/>
                 <w:sz w:val="16"/>
                 <w:szCs w:val="16"/>
               </w:rPr>
@@ -2283,7 +2283,7 @@
             </w:r>
             <w:r>
               <w:rPr>
-                <w:rFonts w:ascii="Readex Pro Light" w:hAnsi="Readex Pro Light" w:cs="Readex Pro Light"/>
+                <w:rFonts w:ascii="Tahoma" w:hAnsi="Tahoma" w:cs="Tahoma"/>
                 <w:sz w:val="16"/>
                 <w:szCs w:val="16"/>
               </w:rPr>
@@ -2305,14 +2305,14 @@
             <w:pPr>
               <w:spacing w:before="0" w:after="0"/>
               <w:rPr>
-                <w:rFonts w:ascii="Readex Pro Light" w:hAnsi="Readex Pro Light" w:cs="Readex Pro Light"/>
-                <w:sz w:val="16"/>
-                <w:szCs w:val="16"/>
-              </w:rPr>
-            </w:pPr>
-            <w:r>
-              <w:rPr>
-                <w:rFonts w:ascii="Readex Pro Light" w:hAnsi="Readex Pro Light" w:cs="Readex Pro Light"/>
+                <w:rFonts w:ascii="Tahoma" w:hAnsi="Tahoma" w:cs="Tahoma"/>
+                <w:sz w:val="16"/>
+                <w:szCs w:val="16"/>
+              </w:rPr>
+            </w:pPr>
+            <w:r>
+              <w:rPr>
+                <w:rFonts w:ascii="Tahoma" w:hAnsi="Tahoma" w:cs="Tahoma"/>
                 <w:sz w:val="16"/>
                 <w:szCs w:val="16"/>
               </w:rPr>
@@ -2335,14 +2335,14 @@
               <w:spacing w:before="0" w:after="0"/>
               <w:jc w:val="center"/>
               <w:rPr>
-                <w:rFonts w:ascii="Readex Pro Light" w:hAnsi="Readex Pro Light" w:cs="Readex Pro Light"/>
-                <w:sz w:val="16"/>
-                <w:szCs w:val="16"/>
-              </w:rPr>
-            </w:pPr>
-            <w:r>
-              <w:rPr>
-                <w:rFonts w:ascii="Readex Pro Light" w:hAnsi="Readex Pro Light" w:cs="Readex Pro Light"/>
+                <w:rFonts w:ascii="Tahoma" w:hAnsi="Tahoma" w:cs="Tahoma"/>
+                <w:sz w:val="16"/>
+                <w:szCs w:val="16"/>
+              </w:rPr>
+            </w:pPr>
+            <w:r>
+              <w:rPr>
+                <w:rFonts w:ascii="Tahoma" w:hAnsi="Tahoma" w:cs="Tahoma"/>
                 <w:sz w:val="16"/>
                 <w:szCs w:val="16"/>
               </w:rPr>
@@ -2360,7 +2360,7 @@
             </w:r>
             <w:r>
               <w:rPr>
-                <w:rFonts w:ascii="Readex Pro Light" w:hAnsi="Readex Pro Light" w:cs="Readex Pro Light"/>
+                <w:rFonts w:ascii="Tahoma" w:hAnsi="Tahoma" w:cs="Tahoma"/>
                 <w:sz w:val="16"/>
                 <w:szCs w:val="16"/>
               </w:rPr>
@@ -2368,14 +2368,14 @@
             </w:r>
             <w:r>
               <w:rPr>
-                <w:rFonts w:ascii="Readex Pro Light" w:hAnsi="Readex Pro Light" w:cs="Readex Pro Light"/>
-                <w:sz w:val="16"/>
-                <w:szCs w:val="16"/>
-              </w:rPr>
-            </w:r>
-            <w:r>
-              <w:rPr>
-                <w:rFonts w:ascii="Readex Pro Light" w:hAnsi="Readex Pro Light" w:cs="Readex Pro Light"/>
+                <w:rFonts w:ascii="Tahoma" w:hAnsi="Tahoma" w:cs="Tahoma"/>
+                <w:sz w:val="16"/>
+                <w:szCs w:val="16"/>
+              </w:rPr>
+            </w:r>
+            <w:r>
+              <w:rPr>
+                <w:rFonts w:ascii="Tahoma" w:hAnsi="Tahoma" w:cs="Tahoma"/>
                 <w:sz w:val="16"/>
                 <w:szCs w:val="16"/>
               </w:rPr>
@@ -2383,7 +2383,7 @@
             </w:r>
             <w:r>
               <w:rPr>
-                <w:rFonts w:ascii="Readex Pro Light" w:hAnsi="Readex Pro Light" w:cs="Readex Pro Light"/>
+                <w:rFonts w:ascii="Tahoma" w:hAnsi="Tahoma" w:cs="Tahoma"/>
                 <w:sz w:val="16"/>
                 <w:szCs w:val="16"/>
               </w:rPr>
@@ -2405,14 +2405,14 @@
             <w:pPr>
               <w:spacing w:before="0" w:after="0"/>
               <w:rPr>
-                <w:rFonts w:ascii="Readex Pro Light" w:hAnsi="Readex Pro Light" w:cs="Readex Pro Light"/>
-                <w:sz w:val="16"/>
-                <w:szCs w:val="16"/>
-              </w:rPr>
-            </w:pPr>
-            <w:r>
-              <w:rPr>
-                <w:rFonts w:ascii="Readex Pro Light" w:hAnsi="Readex Pro Light" w:cs="Readex Pro Light"/>
+                <w:rFonts w:ascii="Tahoma" w:hAnsi="Tahoma" w:cs="Tahoma"/>
+                <w:sz w:val="16"/>
+                <w:szCs w:val="16"/>
+              </w:rPr>
+            </w:pPr>
+            <w:r>
+              <w:rPr>
+                <w:rFonts w:ascii="Tahoma" w:hAnsi="Tahoma" w:cs="Tahoma"/>
                 <w:sz w:val="16"/>
                 <w:szCs w:val="16"/>
               </w:rPr>
@@ -2436,14 +2436,14 @@
               <w:spacing w:before="0" w:after="0"/>
               <w:jc w:val="center"/>
               <w:rPr>
-                <w:rFonts w:ascii="Readex Pro Light" w:hAnsi="Readex Pro Light" w:cs="Readex Pro Light"/>
-                <w:sz w:val="16"/>
-                <w:szCs w:val="16"/>
-              </w:rPr>
-            </w:pPr>
-            <w:r>
-              <w:rPr>
-                <w:rFonts w:ascii="Readex Pro Light" w:hAnsi="Readex Pro Light" w:cs="Readex Pro Light"/>
+                <w:rFonts w:ascii="Tahoma" w:hAnsi="Tahoma" w:cs="Tahoma"/>
+                <w:sz w:val="16"/>
+                <w:szCs w:val="16"/>
+              </w:rPr>
+            </w:pPr>
+            <w:r>
+              <w:rPr>
+                <w:rFonts w:ascii="Tahoma" w:hAnsi="Tahoma" w:cs="Tahoma"/>
                 <w:sz w:val="16"/>
                 <w:szCs w:val="16"/>
               </w:rPr>
@@ -2461,7 +2461,7 @@
             </w:r>
             <w:r>
               <w:rPr>
-                <w:rFonts w:ascii="Readex Pro Light" w:hAnsi="Readex Pro Light" w:cs="Readex Pro Light"/>
+                <w:rFonts w:ascii="Tahoma" w:hAnsi="Tahoma" w:cs="Tahoma"/>
                 <w:sz w:val="16"/>
                 <w:szCs w:val="16"/>
               </w:rPr>
@@ -2469,14 +2469,14 @@
             </w:r>
             <w:r>
               <w:rPr>
-                <w:rFonts w:ascii="Readex Pro Light" w:hAnsi="Readex Pro Light" w:cs="Readex Pro Light"/>
-                <w:sz w:val="16"/>
-                <w:szCs w:val="16"/>
-              </w:rPr>
-            </w:r>
-            <w:r>
-              <w:rPr>
-                <w:rFonts w:ascii="Readex Pro Light" w:hAnsi="Readex Pro Light" w:cs="Readex Pro Light"/>
+                <w:rFonts w:ascii="Tahoma" w:hAnsi="Tahoma" w:cs="Tahoma"/>
+                <w:sz w:val="16"/>
+                <w:szCs w:val="16"/>
+              </w:rPr>
+            </w:r>
+            <w:r>
+              <w:rPr>
+                <w:rFonts w:ascii="Tahoma" w:hAnsi="Tahoma" w:cs="Tahoma"/>
                 <w:sz w:val="16"/>
                 <w:szCs w:val="16"/>
               </w:rPr>
@@ -2484,7 +2484,7 @@
             </w:r>
             <w:r>
               <w:rPr>
-                <w:rFonts w:ascii="Readex Pro Light" w:hAnsi="Readex Pro Light" w:cs="Readex Pro Light"/>
+                <w:rFonts w:ascii="Tahoma" w:hAnsi="Tahoma" w:cs="Tahoma"/>
                 <w:sz w:val="16"/>
                 <w:szCs w:val="16"/>
               </w:rPr>
@@ -2506,14 +2506,14 @@
             <w:pPr>
               <w:spacing w:before="0" w:after="0"/>
               <w:rPr>
-                <w:rFonts w:ascii="Readex Pro Light" w:hAnsi="Readex Pro Light" w:cs="Readex Pro Light"/>
-                <w:sz w:val="16"/>
-                <w:szCs w:val="16"/>
-              </w:rPr>
-            </w:pPr>
-            <w:r>
-              <w:rPr>
-                <w:rFonts w:ascii="Readex Pro Light" w:hAnsi="Readex Pro Light" w:cs="Readex Pro Light"/>
+                <w:rFonts w:ascii="Tahoma" w:hAnsi="Tahoma" w:cs="Tahoma"/>
+                <w:sz w:val="16"/>
+                <w:szCs w:val="16"/>
+              </w:rPr>
+            </w:pPr>
+            <w:r>
+              <w:rPr>
+                <w:rFonts w:ascii="Tahoma" w:hAnsi="Tahoma" w:cs="Tahoma"/>
                 <w:sz w:val="16"/>
                 <w:szCs w:val="16"/>
               </w:rPr>
@@ -2536,14 +2536,14 @@
               <w:spacing w:before="0" w:after="0"/>
               <w:jc w:val="center"/>
               <w:rPr>
-                <w:rFonts w:ascii="Readex Pro Light" w:hAnsi="Readex Pro Light" w:cs="Readex Pro Light"/>
-                <w:sz w:val="16"/>
-                <w:szCs w:val="16"/>
-              </w:rPr>
-            </w:pPr>
-            <w:r>
-              <w:rPr>
-                <w:rFonts w:ascii="Readex Pro Light" w:hAnsi="Readex Pro Light" w:cs="Readex Pro Light"/>
+                <w:rFonts w:ascii="Tahoma" w:hAnsi="Tahoma" w:cs="Tahoma"/>
+                <w:sz w:val="16"/>
+                <w:szCs w:val="16"/>
+              </w:rPr>
+            </w:pPr>
+            <w:r>
+              <w:rPr>
+                <w:rFonts w:ascii="Tahoma" w:hAnsi="Tahoma" w:cs="Tahoma"/>
                 <w:sz w:val="16"/>
                 <w:szCs w:val="16"/>
               </w:rPr>
@@ -2561,7 +2561,7 @@
             </w:r>
             <w:r>
               <w:rPr>
-                <w:rFonts w:ascii="Readex Pro Light" w:hAnsi="Readex Pro Light" w:cs="Readex Pro Light"/>
+                <w:rFonts w:ascii="Tahoma" w:hAnsi="Tahoma" w:cs="Tahoma"/>
                 <w:sz w:val="16"/>
                 <w:szCs w:val="16"/>
               </w:rPr>
@@ -2569,14 +2569,14 @@
             </w:r>
             <w:r>
               <w:rPr>
-                <w:rFonts w:ascii="Readex Pro Light" w:hAnsi="Readex Pro Light" w:cs="Readex Pro Light"/>
-                <w:sz w:val="16"/>
-                <w:szCs w:val="16"/>
-              </w:rPr>
-            </w:r>
-            <w:r>
-              <w:rPr>
-                <w:rFonts w:ascii="Readex Pro Light" w:hAnsi="Readex Pro Light" w:cs="Readex Pro Light"/>
+                <w:rFonts w:ascii="Tahoma" w:hAnsi="Tahoma" w:cs="Tahoma"/>
+                <w:sz w:val="16"/>
+                <w:szCs w:val="16"/>
+              </w:rPr>
+            </w:r>
+            <w:r>
+              <w:rPr>
+                <w:rFonts w:ascii="Tahoma" w:hAnsi="Tahoma" w:cs="Tahoma"/>
                 <w:sz w:val="16"/>
                 <w:szCs w:val="16"/>
               </w:rPr>
@@ -2584,7 +2584,7 @@
             </w:r>
             <w:r>
               <w:rPr>
-                <w:rFonts w:ascii="Readex Pro Light" w:hAnsi="Readex Pro Light" w:cs="Readex Pro Light"/>
+                <w:rFonts w:ascii="Tahoma" w:hAnsi="Tahoma" w:cs="Tahoma"/>
                 <w:sz w:val="16"/>
                 <w:szCs w:val="16"/>
               </w:rPr>
@@ -2607,14 +2607,14 @@
             <w:pPr>
               <w:spacing w:before="0" w:after="0"/>
               <w:rPr>
-                <w:rFonts w:ascii="Readex Pro Light" w:hAnsi="Readex Pro Light" w:cs="Readex Pro Light"/>
-                <w:sz w:val="16"/>
-                <w:szCs w:val="16"/>
-              </w:rPr>
-            </w:pPr>
-            <w:r>
-              <w:rPr>
-                <w:rFonts w:ascii="Readex Pro Light" w:hAnsi="Readex Pro Light" w:cs="Readex Pro Light"/>
+                <w:rFonts w:ascii="Tahoma" w:hAnsi="Tahoma" w:cs="Tahoma"/>
+                <w:sz w:val="16"/>
+                <w:szCs w:val="16"/>
+              </w:rPr>
+            </w:pPr>
+            <w:r>
+              <w:rPr>
+                <w:rFonts w:ascii="Tahoma" w:hAnsi="Tahoma" w:cs="Tahoma"/>
                 <w:sz w:val="16"/>
                 <w:szCs w:val="16"/>
               </w:rPr>
@@ -2637,14 +2637,14 @@
               <w:spacing w:before="0" w:after="0"/>
               <w:jc w:val="center"/>
               <w:rPr>
-                <w:rFonts w:ascii="Readex Pro Light" w:hAnsi="Readex Pro Light" w:cs="Readex Pro Light"/>
-                <w:sz w:val="16"/>
-                <w:szCs w:val="16"/>
-              </w:rPr>
-            </w:pPr>
-            <w:r>
-              <w:rPr>
-                <w:rFonts w:ascii="Readex Pro Light" w:hAnsi="Readex Pro Light" w:cs="Readex Pro Light"/>
+                <w:rFonts w:ascii="Tahoma" w:hAnsi="Tahoma" w:cs="Tahoma"/>
+                <w:sz w:val="16"/>
+                <w:szCs w:val="16"/>
+              </w:rPr>
+            </w:pPr>
+            <w:r>
+              <w:rPr>
+                <w:rFonts w:ascii="Tahoma" w:hAnsi="Tahoma" w:cs="Tahoma"/>
                 <w:sz w:val="16"/>
                 <w:szCs w:val="16"/>
               </w:rPr>
@@ -2662,7 +2662,7 @@
             </w:r>
             <w:r>
               <w:rPr>
-                <w:rFonts w:ascii="Readex Pro Light" w:hAnsi="Readex Pro Light" w:cs="Readex Pro Light"/>
+                <w:rFonts w:ascii="Tahoma" w:hAnsi="Tahoma" w:cs="Tahoma"/>
                 <w:sz w:val="16"/>
                 <w:szCs w:val="16"/>
               </w:rPr>
@@ -2670,14 +2670,14 @@
             </w:r>
             <w:r>
               <w:rPr>
-                <w:rFonts w:ascii="Readex Pro Light" w:hAnsi="Readex Pro Light" w:cs="Readex Pro Light"/>
-                <w:sz w:val="16"/>
-                <w:szCs w:val="16"/>
-              </w:rPr>
-            </w:r>
-            <w:r>
-              <w:rPr>
-                <w:rFonts w:ascii="Readex Pro Light" w:hAnsi="Readex Pro Light" w:cs="Readex Pro Light"/>
+                <w:rFonts w:ascii="Tahoma" w:hAnsi="Tahoma" w:cs="Tahoma"/>
+                <w:sz w:val="16"/>
+                <w:szCs w:val="16"/>
+              </w:rPr>
+            </w:r>
+            <w:r>
+              <w:rPr>
+                <w:rFonts w:ascii="Tahoma" w:hAnsi="Tahoma" w:cs="Tahoma"/>
                 <w:sz w:val="16"/>
                 <w:szCs w:val="16"/>
               </w:rPr>
@@ -2685,7 +2685,7 @@
             </w:r>
             <w:r>
               <w:rPr>
-                <w:rFonts w:ascii="Readex Pro Light" w:hAnsi="Readex Pro Light" w:cs="Readex Pro Light"/>
+                <w:rFonts w:ascii="Tahoma" w:hAnsi="Tahoma" w:cs="Tahoma"/>
                 <w:sz w:val="16"/>
                 <w:szCs w:val="16"/>
               </w:rPr>
@@ -2708,14 +2708,14 @@
             <w:pPr>
               <w:spacing w:before="0" w:after="0"/>
               <w:rPr>
-                <w:rFonts w:ascii="Readex Pro Light" w:hAnsi="Readex Pro Light" w:cs="Readex Pro Light"/>
-                <w:sz w:val="16"/>
-                <w:szCs w:val="16"/>
-              </w:rPr>
-            </w:pPr>
-            <w:r>
-              <w:rPr>
-                <w:rFonts w:ascii="Readex Pro Light" w:hAnsi="Readex Pro Light" w:cs="Readex Pro Light"/>
+                <w:rFonts w:ascii="Tahoma" w:hAnsi="Tahoma" w:cs="Tahoma"/>
+                <w:sz w:val="16"/>
+                <w:szCs w:val="16"/>
+              </w:rPr>
+            </w:pPr>
+            <w:r>
+              <w:rPr>
+                <w:rFonts w:ascii="Tahoma" w:hAnsi="Tahoma" w:cs="Tahoma"/>
                 <w:sz w:val="16"/>
                 <w:szCs w:val="16"/>
               </w:rPr>
@@ -2737,7 +2737,7 @@
             <w:pPr>
               <w:spacing w:before="0" w:after="0"/>
               <w:rPr>
-                <w:rFonts w:ascii="Readex Pro Light" w:hAnsi="Readex Pro Light" w:cs="Readex Pro Light"/>
+                <w:rFonts w:ascii="Tahoma" w:hAnsi="Tahoma" w:cs="Tahoma"/>
                 <w:sz w:val="16"/>
                 <w:szCs w:val="16"/>
               </w:rPr>
@@ -2762,7 +2762,7 @@
             <w:pPr>
               <w:spacing w:before="0" w:after="0"/>
               <w:rPr>
-                <w:rFonts w:ascii="Readex Pro Light" w:hAnsi="Readex Pro Light" w:cs="Readex Pro Light"/>
+                <w:rFonts w:ascii="Tahoma" w:hAnsi="Tahoma" w:cs="Tahoma"/>
                 <w:b/>
                 <w:sz w:val="16"/>
                 <w:szCs w:val="16"/>
@@ -2786,14 +2786,14 @@
               <w:spacing w:before="0" w:after="0"/>
               <w:jc w:val="center"/>
               <w:rPr>
-                <w:rFonts w:ascii="Readex Pro Light" w:hAnsi="Readex Pro Light" w:cs="Readex Pro Light"/>
-                <w:sz w:val="16"/>
-                <w:szCs w:val="16"/>
-              </w:rPr>
-            </w:pPr>
-            <w:r>
-              <w:rPr>
-                <w:rFonts w:ascii="Readex Pro Light" w:hAnsi="Readex Pro Light" w:cs="Readex Pro Light"/>
+                <w:rFonts w:ascii="Tahoma" w:hAnsi="Tahoma" w:cs="Tahoma"/>
+                <w:sz w:val="16"/>
+                <w:szCs w:val="16"/>
+              </w:rPr>
+            </w:pPr>
+            <w:r>
+              <w:rPr>
+                <w:rFonts w:ascii="Tahoma" w:hAnsi="Tahoma" w:cs="Tahoma"/>
                 <w:sz w:val="16"/>
                 <w:szCs w:val="16"/>
               </w:rPr>
@@ -2811,7 +2811,7 @@
             </w:r>
             <w:r>
               <w:rPr>
-                <w:rFonts w:ascii="Readex Pro Light" w:hAnsi="Readex Pro Light" w:cs="Readex Pro Light"/>
+                <w:rFonts w:ascii="Tahoma" w:hAnsi="Tahoma" w:cs="Tahoma"/>
                 <w:sz w:val="16"/>
                 <w:szCs w:val="16"/>
               </w:rPr>
@@ -2819,14 +2819,14 @@
             </w:r>
             <w:r>
               <w:rPr>
-                <w:rFonts w:ascii="Readex Pro Light" w:hAnsi="Readex Pro Light" w:cs="Readex Pro Light"/>
-                <w:sz w:val="16"/>
-                <w:szCs w:val="16"/>
-              </w:rPr>
-            </w:r>
-            <w:r>
-              <w:rPr>
-                <w:rFonts w:ascii="Readex Pro Light" w:hAnsi="Readex Pro Light" w:cs="Readex Pro Light"/>
+                <w:rFonts w:ascii="Tahoma" w:hAnsi="Tahoma" w:cs="Tahoma"/>
+                <w:sz w:val="16"/>
+                <w:szCs w:val="16"/>
+              </w:rPr>
+            </w:r>
+            <w:r>
+              <w:rPr>
+                <w:rFonts w:ascii="Tahoma" w:hAnsi="Tahoma" w:cs="Tahoma"/>
                 <w:sz w:val="16"/>
                 <w:szCs w:val="16"/>
               </w:rPr>
@@ -2834,7 +2834,7 @@
             </w:r>
             <w:r>
               <w:rPr>
-                <w:rFonts w:ascii="Readex Pro Light" w:hAnsi="Readex Pro Light" w:cs="Readex Pro Light"/>
+                <w:rFonts w:ascii="Tahoma" w:hAnsi="Tahoma" w:cs="Tahoma"/>
                 <w:sz w:val="16"/>
                 <w:szCs w:val="16"/>
               </w:rPr>
@@ -2856,14 +2856,14 @@
             <w:pPr>
               <w:spacing w:before="0" w:after="0"/>
               <w:rPr>
-                <w:rFonts w:ascii="Readex Pro Light" w:hAnsi="Readex Pro Light" w:cs="Readex Pro Light"/>
-                <w:sz w:val="16"/>
-                <w:szCs w:val="16"/>
-              </w:rPr>
-            </w:pPr>
-            <w:r>
-              <w:rPr>
-                <w:rFonts w:ascii="Readex Pro Light" w:hAnsi="Readex Pro Light" w:cs="Readex Pro Light"/>
+                <w:rFonts w:ascii="Tahoma" w:hAnsi="Tahoma" w:cs="Tahoma"/>
+                <w:sz w:val="16"/>
+                <w:szCs w:val="16"/>
+              </w:rPr>
+            </w:pPr>
+            <w:r>
+              <w:rPr>
+                <w:rFonts w:ascii="Tahoma" w:hAnsi="Tahoma" w:cs="Tahoma"/>
                 <w:sz w:val="16"/>
                 <w:szCs w:val="16"/>
               </w:rPr>
@@ -2887,7 +2887,7 @@
               <w:spacing w:before="0" w:after="0"/>
               <w:jc w:val="center"/>
               <w:rPr>
-                <w:rFonts w:ascii="Readex Pro Light" w:hAnsi="Readex Pro Light" w:cs="Readex Pro Light"/>
+                <w:rFonts w:ascii="Tahoma" w:hAnsi="Tahoma" w:cs="Tahoma"/>
                 <w:sz w:val="16"/>
                 <w:szCs w:val="16"/>
               </w:rPr>
@@ -2908,7 +2908,7 @@
             <w:pPr>
               <w:spacing w:before="0" w:after="0"/>
               <w:rPr>
-                <w:rFonts w:ascii="Readex Pro Light" w:hAnsi="Readex Pro Light" w:cs="Readex Pro Light"/>
+                <w:rFonts w:ascii="Tahoma" w:hAnsi="Tahoma" w:cs="Tahoma"/>
                 <w:sz w:val="16"/>
                 <w:szCs w:val="16"/>
               </w:rPr>
@@ -2931,14 +2931,14 @@
               <w:spacing w:before="0" w:after="0"/>
               <w:jc w:val="center"/>
               <w:rPr>
-                <w:rFonts w:ascii="Readex Pro Light" w:hAnsi="Readex Pro Light" w:cs="Readex Pro Light"/>
-                <w:sz w:val="16"/>
-                <w:szCs w:val="16"/>
-              </w:rPr>
-            </w:pPr>
-            <w:r>
-              <w:rPr>
-                <w:rFonts w:ascii="Readex Pro Light" w:hAnsi="Readex Pro Light" w:cs="Readex Pro Light"/>
+                <w:rFonts w:ascii="Tahoma" w:hAnsi="Tahoma" w:cs="Tahoma"/>
+                <w:sz w:val="16"/>
+                <w:szCs w:val="16"/>
+              </w:rPr>
+            </w:pPr>
+            <w:r>
+              <w:rPr>
+                <w:rFonts w:ascii="Tahoma" w:hAnsi="Tahoma" w:cs="Tahoma"/>
                 <w:sz w:val="16"/>
                 <w:szCs w:val="16"/>
               </w:rPr>
@@ -2956,7 +2956,7 @@
             </w:r>
             <w:r>
               <w:rPr>
-                <w:rFonts w:ascii="Readex Pro Light" w:hAnsi="Readex Pro Light" w:cs="Readex Pro Light"/>
+                <w:rFonts w:ascii="Tahoma" w:hAnsi="Tahoma" w:cs="Tahoma"/>
                 <w:sz w:val="16"/>
                 <w:szCs w:val="16"/>
               </w:rPr>
@@ -2964,14 +2964,14 @@
             </w:r>
             <w:r>
               <w:rPr>
-                <w:rFonts w:ascii="Readex Pro Light" w:hAnsi="Readex Pro Light" w:cs="Readex Pro Light"/>
-                <w:sz w:val="16"/>
-                <w:szCs w:val="16"/>
-              </w:rPr>
-            </w:r>
-            <w:r>
-              <w:rPr>
-                <w:rFonts w:ascii="Readex Pro Light" w:hAnsi="Readex Pro Light" w:cs="Readex Pro Light"/>
+                <w:rFonts w:ascii="Tahoma" w:hAnsi="Tahoma" w:cs="Tahoma"/>
+                <w:sz w:val="16"/>
+                <w:szCs w:val="16"/>
+              </w:rPr>
+            </w:r>
+            <w:r>
+              <w:rPr>
+                <w:rFonts w:ascii="Tahoma" w:hAnsi="Tahoma" w:cs="Tahoma"/>
                 <w:sz w:val="16"/>
                 <w:szCs w:val="16"/>
               </w:rPr>
@@ -2979,7 +2979,7 @@
             </w:r>
             <w:r>
               <w:rPr>
-                <w:rFonts w:ascii="Readex Pro Light" w:hAnsi="Readex Pro Light" w:cs="Readex Pro Light"/>
+                <w:rFonts w:ascii="Tahoma" w:hAnsi="Tahoma" w:cs="Tahoma"/>
                 <w:sz w:val="16"/>
                 <w:szCs w:val="16"/>
               </w:rPr>
@@ -3001,14 +3001,14 @@
             <w:pPr>
               <w:spacing w:before="0" w:after="0"/>
               <w:rPr>
-                <w:rFonts w:ascii="Readex Pro Light" w:hAnsi="Readex Pro Light" w:cs="Readex Pro Light"/>
-                <w:sz w:val="16"/>
-                <w:szCs w:val="16"/>
-              </w:rPr>
-            </w:pPr>
-            <w:r>
-              <w:rPr>
-                <w:rFonts w:ascii="Readex Pro Light" w:hAnsi="Readex Pro Light" w:cs="Readex Pro Light"/>
+                <w:rFonts w:ascii="Tahoma" w:hAnsi="Tahoma" w:cs="Tahoma"/>
+                <w:sz w:val="16"/>
+                <w:szCs w:val="16"/>
+              </w:rPr>
+            </w:pPr>
+            <w:r>
+              <w:rPr>
+                <w:rFonts w:ascii="Tahoma" w:hAnsi="Tahoma" w:cs="Tahoma"/>
                 <w:sz w:val="16"/>
                 <w:szCs w:val="16"/>
               </w:rPr>
@@ -3033,7 +3033,7 @@
               <w:spacing w:before="0" w:after="0"/>
               <w:jc w:val="center"/>
               <w:rPr>
-                <w:rFonts w:ascii="Readex Pro Light" w:hAnsi="Readex Pro Light" w:cs="Readex Pro Light"/>
+                <w:rFonts w:ascii="Tahoma" w:hAnsi="Tahoma" w:cs="Tahoma"/>
                 <w:sz w:val="16"/>
                 <w:szCs w:val="16"/>
               </w:rPr>
@@ -3054,7 +3054,7 @@
             <w:pPr>
               <w:spacing w:before="0" w:after="0"/>
               <w:rPr>
-                <w:rFonts w:ascii="Readex Pro Light" w:hAnsi="Readex Pro Light" w:cs="Readex Pro Light"/>
+                <w:rFonts w:ascii="Tahoma" w:hAnsi="Tahoma" w:cs="Tahoma"/>
                 <w:sz w:val="16"/>
                 <w:szCs w:val="16"/>
               </w:rPr>
@@ -3077,14 +3077,14 @@
               <w:spacing w:before="0" w:after="0"/>
               <w:jc w:val="center"/>
               <w:rPr>
-                <w:rFonts w:ascii="Readex Pro Light" w:hAnsi="Readex Pro Light" w:cs="Readex Pro Light"/>
-                <w:sz w:val="16"/>
-                <w:szCs w:val="16"/>
-              </w:rPr>
-            </w:pPr>
-            <w:r>
-              <w:rPr>
-                <w:rFonts w:ascii="Readex Pro Light" w:hAnsi="Readex Pro Light" w:cs="Readex Pro Light"/>
+                <w:rFonts w:ascii="Tahoma" w:hAnsi="Tahoma" w:cs="Tahoma"/>
+                <w:sz w:val="16"/>
+                <w:szCs w:val="16"/>
+              </w:rPr>
+            </w:pPr>
+            <w:r>
+              <w:rPr>
+                <w:rFonts w:ascii="Tahoma" w:hAnsi="Tahoma" w:cs="Tahoma"/>
                 <w:sz w:val="16"/>
                 <w:szCs w:val="16"/>
               </w:rPr>
@@ -3102,7 +3102,7 @@
             </w:r>
             <w:r>
               <w:rPr>
-                <w:rFonts w:ascii="Readex Pro Light" w:hAnsi="Readex Pro Light" w:cs="Readex Pro Light"/>
+                <w:rFonts w:ascii="Tahoma" w:hAnsi="Tahoma" w:cs="Tahoma"/>
                 <w:sz w:val="16"/>
                 <w:szCs w:val="16"/>
               </w:rPr>
@@ -3110,14 +3110,14 @@
             </w:r>
             <w:r>
               <w:rPr>
-                <w:rFonts w:ascii="Readex Pro Light" w:hAnsi="Readex Pro Light" w:cs="Readex Pro Light"/>
-                <w:sz w:val="16"/>
-                <w:szCs w:val="16"/>
-              </w:rPr>
-            </w:r>
-            <w:r>
-              <w:rPr>
-                <w:rFonts w:ascii="Readex Pro Light" w:hAnsi="Readex Pro Light" w:cs="Readex Pro Light"/>
+                <w:rFonts w:ascii="Tahoma" w:hAnsi="Tahoma" w:cs="Tahoma"/>
+                <w:sz w:val="16"/>
+                <w:szCs w:val="16"/>
+              </w:rPr>
+            </w:r>
+            <w:r>
+              <w:rPr>
+                <w:rFonts w:ascii="Tahoma" w:hAnsi="Tahoma" w:cs="Tahoma"/>
                 <w:sz w:val="16"/>
                 <w:szCs w:val="16"/>
               </w:rPr>
@@ -3125,7 +3125,7 @@
             </w:r>
             <w:r>
               <w:rPr>
-                <w:rFonts w:ascii="Readex Pro Light" w:hAnsi="Readex Pro Light" w:cs="Readex Pro Light"/>
+                <w:rFonts w:ascii="Tahoma" w:hAnsi="Tahoma" w:cs="Tahoma"/>
                 <w:sz w:val="16"/>
                 <w:szCs w:val="16"/>
               </w:rPr>
@@ -3149,7 +3149,7 @@
               <w:pStyle w:val="Heading3"/>
               <w:spacing w:before="0" w:after="0"/>
               <w:rPr>
-                <w:rFonts w:ascii="Readex Pro Light" w:hAnsi="Readex Pro Light" w:cs="Readex Pro Light"/>
+                <w:rFonts w:ascii="Tahoma" w:hAnsi="Tahoma" w:cs="Tahoma"/>
                 <w:b w:val="0"/>
                 <w:sz w:val="16"/>
                 <w:szCs w:val="16"/>
@@ -3157,7 +3157,7 @@
             </w:pPr>
             <w:r>
               <w:rPr>
-                <w:rFonts w:ascii="Readex Pro Light" w:hAnsi="Readex Pro Light" w:cs="Readex Pro Light"/>
+                <w:rFonts w:ascii="Tahoma" w:hAnsi="Tahoma" w:cs="Tahoma"/>
                 <w:b w:val="0"/>
                 <w:sz w:val="16"/>
                 <w:szCs w:val="16"/>
@@ -3182,7 +3182,7 @@
               <w:pStyle w:val="Heading3"/>
               <w:spacing w:before="0" w:after="0"/>
               <w:rPr>
-                <w:rFonts w:ascii="Readex Pro Light" w:hAnsi="Readex Pro Light" w:cs="Readex Pro Light"/>
+                <w:rFonts w:ascii="Tahoma" w:hAnsi="Tahoma" w:cs="Tahoma"/>
                 <w:sz w:val="16"/>
                 <w:szCs w:val="16"/>
               </w:rPr>
@@ -3205,7 +3205,7 @@
               <w:spacing w:before="0" w:after="0"/>
               <w:jc w:val="center"/>
               <w:rPr>
-                <w:rFonts w:ascii="Readex Pro Light" w:hAnsi="Readex Pro Light" w:cs="Readex Pro Light"/>
+                <w:rFonts w:ascii="Tahoma" w:hAnsi="Tahoma" w:cs="Tahoma"/>
                 <w:sz w:val="16"/>
                 <w:szCs w:val="16"/>
               </w:rPr>
@@ -3226,7 +3226,7 @@
             <w:pPr>
               <w:spacing w:before="0" w:after="0"/>
               <w:rPr>
-                <w:rFonts w:ascii="Readex Pro Light" w:hAnsi="Readex Pro Light" w:cs="Readex Pro Light"/>
+                <w:rFonts w:ascii="Tahoma" w:hAnsi="Tahoma" w:cs="Tahoma"/>
                 <w:sz w:val="16"/>
                 <w:szCs w:val="16"/>
               </w:rPr>
@@ -3251,7 +3251,7 @@
             <w:pPr>
               <w:spacing w:before="0" w:after="0"/>
               <w:rPr>
-                <w:rFonts w:ascii="Readex Pro Light" w:hAnsi="Readex Pro Light" w:cs="Readex Pro Light"/>
+                <w:rFonts w:ascii="Tahoma" w:hAnsi="Tahoma" w:cs="Tahoma"/>
                 <w:b/>
                 <w:sz w:val="18"/>
               </w:rPr>
@@ -3275,14 +3275,14 @@
               <w:spacing w:before="0" w:after="0"/>
               <w:jc w:val="center"/>
               <w:rPr>
-                <w:rFonts w:ascii="Readex Pro Light" w:hAnsi="Readex Pro Light" w:cs="Readex Pro Light"/>
-                <w:sz w:val="16"/>
-                <w:szCs w:val="16"/>
-              </w:rPr>
-            </w:pPr>
-            <w:r>
-              <w:rPr>
-                <w:rFonts w:ascii="Readex Pro Light" w:hAnsi="Readex Pro Light" w:cs="Readex Pro Light"/>
+                <w:rFonts w:ascii="Tahoma" w:hAnsi="Tahoma" w:cs="Tahoma"/>
+                <w:sz w:val="16"/>
+                <w:szCs w:val="16"/>
+              </w:rPr>
+            </w:pPr>
+            <w:r>
+              <w:rPr>
+                <w:rFonts w:ascii="Tahoma" w:hAnsi="Tahoma" w:cs="Tahoma"/>
                 <w:sz w:val="16"/>
                 <w:szCs w:val="16"/>
               </w:rPr>
@@ -3300,7 +3300,7 @@
             </w:r>
             <w:r>
               <w:rPr>
-                <w:rFonts w:ascii="Readex Pro Light" w:hAnsi="Readex Pro Light" w:cs="Readex Pro Light"/>
+                <w:rFonts w:ascii="Tahoma" w:hAnsi="Tahoma" w:cs="Tahoma"/>
                 <w:sz w:val="16"/>
                 <w:szCs w:val="16"/>
               </w:rPr>
@@ -3308,14 +3308,14 @@
             </w:r>
             <w:r>
               <w:rPr>
-                <w:rFonts w:ascii="Readex Pro Light" w:hAnsi="Readex Pro Light" w:cs="Readex Pro Light"/>
-                <w:sz w:val="16"/>
-                <w:szCs w:val="16"/>
-              </w:rPr>
-            </w:r>
-            <w:r>
-              <w:rPr>
-                <w:rFonts w:ascii="Readex Pro Light" w:hAnsi="Readex Pro Light" w:cs="Readex Pro Light"/>
+                <w:rFonts w:ascii="Tahoma" w:hAnsi="Tahoma" w:cs="Tahoma"/>
+                <w:sz w:val="16"/>
+                <w:szCs w:val="16"/>
+              </w:rPr>
+            </w:r>
+            <w:r>
+              <w:rPr>
+                <w:rFonts w:ascii="Tahoma" w:hAnsi="Tahoma" w:cs="Tahoma"/>
                 <w:sz w:val="16"/>
                 <w:szCs w:val="16"/>
               </w:rPr>
@@ -3323,7 +3323,7 @@
             </w:r>
             <w:r>
               <w:rPr>
-                <w:rFonts w:ascii="Readex Pro Light" w:hAnsi="Readex Pro Light" w:cs="Readex Pro Light"/>
+                <w:rFonts w:ascii="Tahoma" w:hAnsi="Tahoma" w:cs="Tahoma"/>
                 <w:sz w:val="16"/>
                 <w:szCs w:val="16"/>
               </w:rPr>
@@ -3335,14 +3335,14 @@
               <w:spacing w:before="0" w:after="0"/>
               <w:jc w:val="center"/>
               <w:rPr>
-                <w:rFonts w:ascii="Readex Pro Light" w:hAnsi="Readex Pro Light" w:cs="Readex Pro Light"/>
-                <w:sz w:val="16"/>
-                <w:szCs w:val="16"/>
-              </w:rPr>
-            </w:pPr>
-            <w:r>
-              <w:rPr>
-                <w:rFonts w:ascii="Readex Pro Light" w:hAnsi="Readex Pro Light" w:cs="Readex Pro Light"/>
+                <w:rFonts w:ascii="Tahoma" w:hAnsi="Tahoma" w:cs="Tahoma"/>
+                <w:sz w:val="16"/>
+                <w:szCs w:val="16"/>
+              </w:rPr>
+            </w:pPr>
+            <w:r>
+              <w:rPr>
+                <w:rFonts w:ascii="Tahoma" w:hAnsi="Tahoma" w:cs="Tahoma"/>
                 <w:sz w:val="16"/>
                 <w:szCs w:val="16"/>
               </w:rPr>
@@ -3361,7 +3361,7 @@
             <w:bookmarkStart w:id="7" w:name="Check24"/>
             <w:r>
               <w:rPr>
-                <w:rFonts w:ascii="Readex Pro Light" w:hAnsi="Readex Pro Light" w:cs="Readex Pro Light"/>
+                <w:rFonts w:ascii="Tahoma" w:hAnsi="Tahoma" w:cs="Tahoma"/>
                 <w:sz w:val="16"/>
                 <w:szCs w:val="16"/>
               </w:rPr>
@@ -3369,14 +3369,14 @@
             </w:r>
             <w:r>
               <w:rPr>
-                <w:rFonts w:ascii="Readex Pro Light" w:hAnsi="Readex Pro Light" w:cs="Readex Pro Light"/>
-                <w:sz w:val="16"/>
-                <w:szCs w:val="16"/>
-              </w:rPr>
-            </w:r>
-            <w:r>
-              <w:rPr>
-                <w:rFonts w:ascii="Readex Pro Light" w:hAnsi="Readex Pro Light" w:cs="Readex Pro Light"/>
+                <w:rFonts w:ascii="Tahoma" w:hAnsi="Tahoma" w:cs="Tahoma"/>
+                <w:sz w:val="16"/>
+                <w:szCs w:val="16"/>
+              </w:rPr>
+            </w:r>
+            <w:r>
+              <w:rPr>
+                <w:rFonts w:ascii="Tahoma" w:hAnsi="Tahoma" w:cs="Tahoma"/>
                 <w:sz w:val="16"/>
                 <w:szCs w:val="16"/>
               </w:rPr>
@@ -3384,7 +3384,7 @@
             </w:r>
             <w:r>
               <w:rPr>
-                <w:rFonts w:ascii="Readex Pro Light" w:hAnsi="Readex Pro Light" w:cs="Readex Pro Light"/>
+                <w:rFonts w:ascii="Tahoma" w:hAnsi="Tahoma" w:cs="Tahoma"/>
                 <w:sz w:val="16"/>
                 <w:szCs w:val="16"/>
               </w:rPr>
@@ -3407,13 +3407,13 @@
             <w:pPr>
               <w:spacing w:before="0" w:after="0"/>
               <w:rPr>
-                <w:rFonts w:ascii="Readex Pro Light" w:hAnsi="Readex Pro Light" w:cs="Readex Pro Light"/>
-                <w:sz w:val="16"/>
-              </w:rPr>
-            </w:pPr>
-            <w:r>
-              <w:rPr>
-                <w:rFonts w:ascii="Readex Pro Light" w:hAnsi="Readex Pro Light" w:cs="Readex Pro Light"/>
+                <w:rFonts w:ascii="Tahoma" w:hAnsi="Tahoma" w:cs="Tahoma"/>
+                <w:sz w:val="16"/>
+              </w:rPr>
+            </w:pPr>
+            <w:r>
+              <w:rPr>
+                <w:rFonts w:ascii="Tahoma" w:hAnsi="Tahoma" w:cs="Tahoma"/>
                 <w:sz w:val="16"/>
               </w:rPr>
               <w:t>Lost Time</w:t>
@@ -3423,13 +3423,13 @@
             <w:pPr>
               <w:spacing w:before="0" w:after="0"/>
               <w:rPr>
-                <w:rFonts w:ascii="Readex Pro Light" w:hAnsi="Readex Pro Light" w:cs="Readex Pro Light"/>
+                <w:rFonts w:ascii="Tahoma" w:hAnsi="Tahoma" w:cs="Tahoma"/>
                 <w:sz w:val="14"/>
               </w:rPr>
             </w:pPr>
             <w:r>
               <w:rPr>
-                <w:rFonts w:ascii="Readex Pro Light" w:hAnsi="Readex Pro Light" w:cs="Readex Pro Light"/>
+                <w:rFonts w:ascii="Tahoma" w:hAnsi="Tahoma" w:cs="Tahoma"/>
                 <w:sz w:val="16"/>
               </w:rPr>
               <w:t>Fatality</w:t>
@@ -3452,7 +3452,7 @@
               <w:spacing w:before="0" w:after="0"/>
               <w:jc w:val="center"/>
               <w:rPr>
-                <w:rFonts w:ascii="Readex Pro Light" w:hAnsi="Readex Pro Light" w:cs="Readex Pro Light"/>
+                <w:rFonts w:ascii="Tahoma" w:hAnsi="Tahoma" w:cs="Tahoma"/>
                 <w:sz w:val="16"/>
                 <w:szCs w:val="16"/>
               </w:rPr>
@@ -3472,7 +3472,7 @@
             <w:pPr>
               <w:spacing w:before="0" w:after="0"/>
               <w:rPr>
-                <w:rFonts w:ascii="Readex Pro Light" w:hAnsi="Readex Pro Light" w:cs="Readex Pro Light"/>
+                <w:rFonts w:ascii="Tahoma" w:hAnsi="Tahoma" w:cs="Tahoma"/>
                 <w:sz w:val="16"/>
               </w:rPr>
             </w:pPr>
@@ -3493,7 +3493,7 @@
             <w:pPr>
               <w:spacing w:before="0" w:after="0"/>
               <w:rPr>
-                <w:rFonts w:ascii="Readex Pro Light" w:hAnsi="Readex Pro Light" w:cs="Readex Pro Light"/>
+                <w:rFonts w:ascii="Tahoma" w:hAnsi="Tahoma" w:cs="Tahoma"/>
                 <w:sz w:val="16"/>
               </w:rPr>
             </w:pPr>
@@ -3512,7 +3512,7 @@
             <w:pPr>
               <w:spacing w:before="0" w:after="0"/>
               <w:rPr>
-                <w:rFonts w:ascii="Readex Pro Light" w:hAnsi="Readex Pro Light" w:cs="Readex Pro Light"/>
+                <w:rFonts w:ascii="Tahoma" w:hAnsi="Tahoma" w:cs="Tahoma"/>
               </w:rPr>
             </w:pPr>
           </w:p>
@@ -3533,7 +3533,7 @@
             <w:pPr>
               <w:spacing w:before="0" w:after="0"/>
               <w:rPr>
-                <w:rFonts w:ascii="Readex Pro Light" w:hAnsi="Readex Pro Light" w:cs="Readex Pro Light"/>
+                <w:rFonts w:ascii="Tahoma" w:hAnsi="Tahoma" w:cs="Tahoma"/>
                 <w:sz w:val="16"/>
               </w:rPr>
             </w:pPr>
@@ -3552,7 +3552,7 @@
             <w:pPr>
               <w:spacing w:before="0" w:after="0"/>
               <w:rPr>
-                <w:rFonts w:ascii="Readex Pro Light" w:hAnsi="Readex Pro Light" w:cs="Readex Pro Light"/>
+                <w:rFonts w:ascii="Tahoma" w:hAnsi="Tahoma" w:cs="Tahoma"/>
               </w:rPr>
             </w:pPr>
           </w:p>
@@ -3573,7 +3573,7 @@
               <w:pStyle w:val="Heading3"/>
               <w:spacing w:before="0" w:after="0"/>
               <w:rPr>
-                <w:rFonts w:ascii="Readex Pro Light" w:hAnsi="Readex Pro Light" w:cs="Readex Pro Light"/>
+                <w:rFonts w:ascii="Tahoma" w:hAnsi="Tahoma" w:cs="Tahoma"/>
                 <w:sz w:val="16"/>
               </w:rPr>
             </w:pPr>
@@ -3593,7 +3593,7 @@
             <w:pPr>
               <w:spacing w:before="0" w:after="0"/>
               <w:rPr>
-                <w:rFonts w:ascii="Readex Pro Light" w:hAnsi="Readex Pro Light" w:cs="Readex Pro Light"/>
+                <w:rFonts w:ascii="Tahoma" w:hAnsi="Tahoma" w:cs="Tahoma"/>
               </w:rPr>
             </w:pPr>
           </w:p>
@@ -3614,7 +3614,7 @@
               <w:pStyle w:val="Heading3"/>
               <w:spacing w:before="0" w:after="0"/>
               <w:rPr>
-                <w:rFonts w:ascii="Readex Pro Light" w:hAnsi="Readex Pro Light" w:cs="Readex Pro Light"/>
+                <w:rFonts w:ascii="Tahoma" w:hAnsi="Tahoma" w:cs="Tahoma"/>
               </w:rPr>
             </w:pPr>
           </w:p>
@@ -3633,7 +3633,7 @@
             <w:pPr>
               <w:spacing w:before="0" w:after="0"/>
               <w:rPr>
-                <w:rFonts w:ascii="Readex Pro Light" w:hAnsi="Readex Pro Light" w:cs="Readex Pro Light"/>
+                <w:rFonts w:ascii="Tahoma" w:hAnsi="Tahoma" w:cs="Tahoma"/>
                 <w:sz w:val="16"/>
               </w:rPr>
             </w:pPr>
@@ -3653,7 +3653,7 @@
             <w:pPr>
               <w:spacing w:before="0" w:after="0"/>
               <w:rPr>
-                <w:rFonts w:ascii="Readex Pro Light" w:hAnsi="Readex Pro Light" w:cs="Readex Pro Light"/>
+                <w:rFonts w:ascii="Tahoma" w:hAnsi="Tahoma" w:cs="Tahoma"/>
               </w:rPr>
             </w:pPr>
           </w:p>
@@ -3677,7 +3677,7 @@
             <w:pPr>
               <w:spacing w:before="0" w:after="0"/>
               <w:rPr>
-                <w:rFonts w:ascii="Readex Pro Light" w:hAnsi="Readex Pro Light" w:cs="Readex Pro Light"/>
+                <w:rFonts w:ascii="Tahoma" w:hAnsi="Tahoma" w:cs="Tahoma"/>
                 <w:b/>
                 <w:sz w:val="18"/>
               </w:rPr>
@@ -3700,7 +3700,7 @@
             <w:pPr>
               <w:spacing w:before="0" w:after="0"/>
               <w:rPr>
-                <w:rFonts w:ascii="Readex Pro Light" w:hAnsi="Readex Pro Light" w:cs="Readex Pro Light"/>
+                <w:rFonts w:ascii="Tahoma" w:hAnsi="Tahoma" w:cs="Tahoma"/>
                 <w:sz w:val="16"/>
               </w:rPr>
             </w:pPr>
@@ -3721,7 +3721,7 @@
               <w:spacing w:before="0" w:after="0"/>
               <w:jc w:val="center"/>
               <w:rPr>
-                <w:rFonts w:ascii="Readex Pro Light" w:hAnsi="Readex Pro Light" w:cs="Readex Pro Light"/>
+                <w:rFonts w:ascii="Tahoma" w:hAnsi="Tahoma" w:cs="Tahoma"/>
               </w:rPr>
             </w:pPr>
           </w:p>
@@ -3742,7 +3742,7 @@
               <w:spacing w:before="0" w:after="0"/>
               <w:jc w:val="center"/>
               <w:rPr>
-                <w:rFonts w:ascii="Readex Pro Light" w:hAnsi="Readex Pro Light" w:cs="Readex Pro Light"/>
+                <w:rFonts w:ascii="Tahoma" w:hAnsi="Tahoma" w:cs="Tahoma"/>
                 <w:sz w:val="16"/>
                 <w:szCs w:val="16"/>
               </w:rPr>
@@ -3762,7 +3762,7 @@
             <w:pPr>
               <w:spacing w:before="0" w:after="0"/>
               <w:rPr>
-                <w:rFonts w:ascii="Readex Pro Light" w:hAnsi="Readex Pro Light" w:cs="Readex Pro Light"/>
+                <w:rFonts w:ascii="Tahoma" w:hAnsi="Tahoma" w:cs="Tahoma"/>
                 <w:sz w:val="16"/>
               </w:rPr>
             </w:pPr>
@@ -3783,7 +3783,7 @@
             <w:pPr>
               <w:spacing w:before="0" w:after="0"/>
               <w:rPr>
-                <w:rFonts w:ascii="Readex Pro Light" w:hAnsi="Readex Pro Light" w:cs="Readex Pro Light"/>
+                <w:rFonts w:ascii="Tahoma" w:hAnsi="Tahoma" w:cs="Tahoma"/>
                 <w:sz w:val="16"/>
               </w:rPr>
             </w:pPr>
@@ -3803,7 +3803,7 @@
             <w:pPr>
               <w:spacing w:before="0" w:after="0"/>
               <w:rPr>
-                <w:rFonts w:ascii="Readex Pro Light" w:hAnsi="Readex Pro Light" w:cs="Readex Pro Light"/>
+                <w:rFonts w:ascii="Tahoma" w:hAnsi="Tahoma" w:cs="Tahoma"/>
               </w:rPr>
             </w:pPr>
           </w:p>
@@ -3824,7 +3824,7 @@
             <w:pPr>
               <w:spacing w:before="0" w:after="0"/>
               <w:rPr>
-                <w:rFonts w:ascii="Readex Pro Light" w:hAnsi="Readex Pro Light" w:cs="Readex Pro Light"/>
+                <w:rFonts w:ascii="Tahoma" w:hAnsi="Tahoma" w:cs="Tahoma"/>
                 <w:sz w:val="16"/>
               </w:rPr>
             </w:pPr>
@@ -3844,7 +3844,7 @@
             <w:pPr>
               <w:spacing w:before="0" w:after="0"/>
               <w:rPr>
-                <w:rFonts w:ascii="Readex Pro Light" w:hAnsi="Readex Pro Light" w:cs="Readex Pro Light"/>
+                <w:rFonts w:ascii="Tahoma" w:hAnsi="Tahoma" w:cs="Tahoma"/>
               </w:rPr>
             </w:pPr>
           </w:p>
@@ -3865,7 +3865,7 @@
               <w:pStyle w:val="Heading3"/>
               <w:spacing w:before="0" w:after="0"/>
               <w:rPr>
-                <w:rFonts w:ascii="Readex Pro Light" w:hAnsi="Readex Pro Light" w:cs="Readex Pro Light"/>
+                <w:rFonts w:ascii="Tahoma" w:hAnsi="Tahoma" w:cs="Tahoma"/>
                 <w:sz w:val="16"/>
               </w:rPr>
             </w:pPr>
@@ -3886,7 +3886,7 @@
             <w:pPr>
               <w:spacing w:before="0" w:after="0"/>
               <w:rPr>
-                <w:rFonts w:ascii="Readex Pro Light" w:hAnsi="Readex Pro Light" w:cs="Readex Pro Light"/>
+                <w:rFonts w:ascii="Tahoma" w:hAnsi="Tahoma" w:cs="Tahoma"/>
               </w:rPr>
             </w:pPr>
           </w:p>
@@ -3907,7 +3907,7 @@
               <w:pStyle w:val="Heading3"/>
               <w:spacing w:before="0" w:after="0"/>
               <w:rPr>
-                <w:rFonts w:ascii="Readex Pro Light" w:hAnsi="Readex Pro Light" w:cs="Readex Pro Light"/>
+                <w:rFonts w:ascii="Tahoma" w:hAnsi="Tahoma" w:cs="Tahoma"/>
               </w:rPr>
             </w:pPr>
           </w:p>
@@ -3927,7 +3927,7 @@
             <w:pPr>
               <w:spacing w:before="0" w:after="0"/>
               <w:rPr>
-                <w:rFonts w:ascii="Readex Pro Light" w:hAnsi="Readex Pro Light" w:cs="Readex Pro Light"/>
+                <w:rFonts w:ascii="Tahoma" w:hAnsi="Tahoma" w:cs="Tahoma"/>
                 <w:sz w:val="16"/>
               </w:rPr>
             </w:pPr>
@@ -3948,7 +3948,7 @@
             <w:pPr>
               <w:spacing w:before="0" w:after="0"/>
               <w:rPr>
-                <w:rFonts w:ascii="Readex Pro Light" w:hAnsi="Readex Pro Light" w:cs="Readex Pro Light"/>
+                <w:rFonts w:ascii="Tahoma" w:hAnsi="Tahoma" w:cs="Tahoma"/>
               </w:rPr>
             </w:pPr>
           </w:p>
@@ -3973,7 +3973,7 @@
             <w:pPr>
               <w:spacing w:before="0" w:after="0"/>
               <w:rPr>
-                <w:rFonts w:ascii="Readex Pro Light" w:hAnsi="Readex Pro Light" w:cs="Readex Pro Light"/>
+                <w:rFonts w:ascii="Tahoma" w:hAnsi="Tahoma" w:cs="Tahoma"/>
                 <w:b/>
                 <w:i/>
                 <w:color w:val="FFFFFF" w:themeColor="background1"/>
@@ -3982,7 +3982,7 @@
             </w:pPr>
             <w:r>
               <w:rPr>
-                <w:rFonts w:ascii="Readex Pro Light" w:hAnsi="Readex Pro Light" w:cs="Readex Pro Light"/>
+                <w:rFonts w:ascii="Tahoma" w:hAnsi="Tahoma" w:cs="Tahoma"/>
                 <w:b/>
                 <w:i/>
                 <w:color w:val="FFFFFF" w:themeColor="background1"/>
@@ -3992,7 +3992,7 @@
             </w:r>
             <w:r>
               <w:rPr>
-                <w:rFonts w:ascii="Readex Pro Light" w:hAnsi="Readex Pro Light" w:cs="Readex Pro Light"/>
+                <w:rFonts w:ascii="Tahoma" w:hAnsi="Tahoma" w:cs="Tahoma"/>
                 <w:b/>
                 <w:i/>
                 <w:color w:val="FFFFFF" w:themeColor="background1"/>
@@ -4002,7 +4002,7 @@
             </w:r>
             <w:r>
               <w:rPr>
-                <w:rFonts w:ascii="Readex Pro Light" w:hAnsi="Readex Pro Light" w:cs="Readex Pro Light"/>
+                <w:rFonts w:ascii="Tahoma" w:hAnsi="Tahoma" w:cs="Tahoma"/>
                 <w:b/>
                 <w:i/>
                 <w:color w:val="FFFFFF" w:themeColor="background1"/>
@@ -4012,7 +4012,7 @@
             </w:r>
             <w:r>
               <w:rPr>
-                <w:rFonts w:ascii="Readex Pro Light" w:hAnsi="Readex Pro Light" w:cs="Readex Pro Light"/>
+                <w:rFonts w:ascii="Tahoma" w:hAnsi="Tahoma" w:cs="Tahoma"/>
                 <w:b/>
                 <w:bCs/>
                 <w:color w:val="FFFFFF" w:themeColor="background1"/>
@@ -4023,7 +4023,7 @@
             </w:r>
             <w:r>
               <w:rPr>
-                <w:rFonts w:ascii="Readex Pro Light" w:hAnsi="Readex Pro Light" w:cs="Readex Pro Light"/>
+                <w:rFonts w:ascii="Tahoma" w:hAnsi="Tahoma" w:cs="Tahoma"/>
                 <w:color w:val="FFFFFF" w:themeColor="background1"/>
                 <w:sz w:val="16"/>
                 <w:szCs w:val="16"/>
@@ -4052,7 +4052,7 @@
             <w:pPr>
               <w:spacing w:before="0" w:after="0"/>
               <w:rPr>
-                <w:rFonts w:ascii="Readex Pro Light" w:hAnsi="Readex Pro Light" w:cs="Readex Pro Light"/>
+                <w:rFonts w:ascii="Tahoma" w:hAnsi="Tahoma" w:cs="Tahoma"/>
                 <w:b/>
                 <w:i/>
                 <w:color w:val="FFFFFF" w:themeColor="background1"/>
@@ -4061,7 +4061,7 @@
             </w:pPr>
             <w:r>
               <w:rPr>
-                <w:rFonts w:ascii="Readex Pro Light" w:hAnsi="Readex Pro Light" w:cs="Readex Pro Light"/>
+                <w:rFonts w:ascii="Tahoma" w:hAnsi="Tahoma" w:cs="Tahoma"/>
                 <w:b/>
                 <w:i/>
                 <w:color w:val="FFFFFF" w:themeColor="background1"/>
@@ -4072,7 +4072,7 @@
             <w:proofErr w:type="gramStart"/>
             <w:r>
               <w:rPr>
-                <w:rFonts w:ascii="Readex Pro Light" w:hAnsi="Readex Pro Light" w:cs="Readex Pro Light"/>
+                <w:rFonts w:ascii="Tahoma" w:hAnsi="Tahoma" w:cs="Tahoma"/>
                 <w:b/>
                 <w:i/>
                 <w:color w:val="FFFFFF" w:themeColor="background1"/>
@@ -4083,7 +4083,7 @@
             <w:proofErr w:type="gramEnd"/>
             <w:r>
               <w:rPr>
-                <w:rFonts w:ascii="Readex Pro Light" w:hAnsi="Readex Pro Light" w:cs="Readex Pro Light"/>
+                <w:rFonts w:ascii="Tahoma" w:hAnsi="Tahoma" w:cs="Tahoma"/>
                 <w:b/>
                 <w:i/>
                 <w:color w:val="FFFFFF" w:themeColor="background1"/>
@@ -4113,7 +4113,7 @@
             <w:pPr>
               <w:spacing w:before="0" w:after="0"/>
               <w:rPr>
-                <w:rFonts w:ascii="Readex Pro Light" w:hAnsi="Readex Pro Light" w:cs="Readex Pro Light"/>
+                <w:rFonts w:ascii="Tahoma" w:hAnsi="Tahoma" w:cs="Tahoma"/>
                 <w:b/>
                 <w:i/>
                 <w:color w:val="FFFFFF" w:themeColor="background1"/>
@@ -4122,7 +4122,7 @@
             </w:pPr>
             <w:r>
               <w:rPr>
-                <w:rFonts w:ascii="Readex Pro Light" w:hAnsi="Readex Pro Light" w:cs="Readex Pro Light"/>
+                <w:rFonts w:ascii="Tahoma" w:hAnsi="Tahoma" w:cs="Tahoma"/>
                 <w:b/>
                 <w:i/>
                 <w:color w:val="FFFFFF" w:themeColor="background1"/>
@@ -4150,15 +4150,15 @@
             <w:pPr>
               <w:spacing w:before="0" w:after="0"/>
               <w:rPr>
-                <w:rFonts w:ascii="Readex Pro Light" w:hAnsi="Readex Pro Light" w:cs="Readex Pro Light"/>
-                <w:b/>
-                <w:sz w:val="16"/>
-                <w:szCs w:val="16"/>
-              </w:rPr>
-            </w:pPr>
-            <w:r>
-              <w:rPr>
-                <w:rFonts w:ascii="Readex Pro Light" w:hAnsi="Readex Pro Light" w:cs="Readex Pro Light"/>
+                <w:rFonts w:ascii="Tahoma" w:hAnsi="Tahoma" w:cs="Tahoma"/>
+                <w:b/>
+                <w:sz w:val="16"/>
+                <w:szCs w:val="16"/>
+              </w:rPr>
+            </w:pPr>
+            <w:r>
+              <w:rPr>
+                <w:rFonts w:ascii="Tahoma" w:hAnsi="Tahoma" w:cs="Tahoma"/>
                 <w:b/>
                 <w:sz w:val="16"/>
                 <w:szCs w:val="16"/>
@@ -4170,7 +4170,7 @@
             <w:pPr>
               <w:spacing w:before="0" w:after="0"/>
               <w:rPr>
-                <w:rFonts w:ascii="Readex Pro Light" w:hAnsi="Readex Pro Light" w:cs="Readex Pro Light"/>
+                <w:rFonts w:ascii="Tahoma" w:hAnsi="Tahoma" w:cs="Tahoma"/>
                 <w:b/>
                 <w:sz w:val="16"/>
                 <w:szCs w:val="16"/>
@@ -4196,15 +4196,15 @@
             <w:pPr>
               <w:spacing w:before="0" w:after="0"/>
               <w:rPr>
-                <w:rFonts w:ascii="Readex Pro Light" w:hAnsi="Readex Pro Light" w:cs="Readex Pro Light"/>
-                <w:b/>
-                <w:sz w:val="16"/>
-                <w:szCs w:val="16"/>
-              </w:rPr>
-            </w:pPr>
-            <w:r>
-              <w:rPr>
-                <w:rFonts w:ascii="Readex Pro Light" w:hAnsi="Readex Pro Light" w:cs="Readex Pro Light"/>
+                <w:rFonts w:ascii="Tahoma" w:hAnsi="Tahoma" w:cs="Tahoma"/>
+                <w:b/>
+                <w:sz w:val="16"/>
+                <w:szCs w:val="16"/>
+              </w:rPr>
+            </w:pPr>
+            <w:r>
+              <w:rPr>
+                <w:rFonts w:ascii="Tahoma" w:hAnsi="Tahoma" w:cs="Tahoma"/>
                 <w:b/>
                 <w:sz w:val="16"/>
                 <w:szCs w:val="16"/>
@@ -4213,7 +4213,7 @@
             </w:r>
             <w:r>
               <w:rPr>
-                <w:rFonts w:ascii="Readex Pro Light" w:hAnsi="Readex Pro Light" w:cs="Readex Pro Light"/>
+                <w:rFonts w:ascii="Tahoma" w:hAnsi="Tahoma" w:cs="Tahoma"/>
                 <w:b/>
                 <w:sz w:val="16"/>
                 <w:szCs w:val="16"/>
@@ -4233,7 +4233,7 @@
             <w:bookmarkStart w:id="8" w:name="Check21"/>
             <w:r>
               <w:rPr>
-                <w:rFonts w:ascii="Readex Pro Light" w:hAnsi="Readex Pro Light" w:cs="Readex Pro Light"/>
+                <w:rFonts w:ascii="Tahoma" w:hAnsi="Tahoma" w:cs="Tahoma"/>
                 <w:b/>
                 <w:sz w:val="16"/>
                 <w:szCs w:val="16"/>
@@ -4242,15 +4242,15 @@
             </w:r>
             <w:r>
               <w:rPr>
-                <w:rFonts w:ascii="Readex Pro Light" w:hAnsi="Readex Pro Light" w:cs="Readex Pro Light"/>
-                <w:b/>
-                <w:sz w:val="16"/>
-                <w:szCs w:val="16"/>
-              </w:rPr>
-            </w:r>
-            <w:r>
-              <w:rPr>
-                <w:rFonts w:ascii="Readex Pro Light" w:hAnsi="Readex Pro Light" w:cs="Readex Pro Light"/>
+                <w:rFonts w:ascii="Tahoma" w:hAnsi="Tahoma" w:cs="Tahoma"/>
+                <w:b/>
+                <w:sz w:val="16"/>
+                <w:szCs w:val="16"/>
+              </w:rPr>
+            </w:r>
+            <w:r>
+              <w:rPr>
+                <w:rFonts w:ascii="Tahoma" w:hAnsi="Tahoma" w:cs="Tahoma"/>
                 <w:b/>
                 <w:sz w:val="16"/>
                 <w:szCs w:val="16"/>
@@ -4259,7 +4259,7 @@
             </w:r>
             <w:r>
               <w:rPr>
-                <w:rFonts w:ascii="Readex Pro Light" w:hAnsi="Readex Pro Light" w:cs="Readex Pro Light"/>
+                <w:rFonts w:ascii="Tahoma" w:hAnsi="Tahoma" w:cs="Tahoma"/>
                 <w:b/>
                 <w:sz w:val="16"/>
                 <w:szCs w:val="16"/>
@@ -4269,7 +4269,7 @@
             <w:bookmarkEnd w:id="8"/>
             <w:r>
               <w:rPr>
-                <w:rFonts w:ascii="Readex Pro Light" w:hAnsi="Readex Pro Light" w:cs="Readex Pro Light"/>
+                <w:rFonts w:ascii="Tahoma" w:hAnsi="Tahoma" w:cs="Tahoma"/>
                 <w:b/>
                 <w:sz w:val="16"/>
                 <w:szCs w:val="16"/>
@@ -4278,7 +4278,7 @@
             </w:r>
             <w:r>
               <w:rPr>
-                <w:rFonts w:ascii="Readex Pro Light" w:hAnsi="Readex Pro Light" w:cs="Readex Pro Light"/>
+                <w:rFonts w:ascii="Tahoma" w:hAnsi="Tahoma" w:cs="Tahoma"/>
                 <w:b/>
                 <w:sz w:val="16"/>
                 <w:szCs w:val="16"/>
@@ -4298,7 +4298,7 @@
             <w:bookmarkStart w:id="9" w:name="Check22"/>
             <w:r>
               <w:rPr>
-                <w:rFonts w:ascii="Readex Pro Light" w:hAnsi="Readex Pro Light" w:cs="Readex Pro Light"/>
+                <w:rFonts w:ascii="Tahoma" w:hAnsi="Tahoma" w:cs="Tahoma"/>
                 <w:b/>
                 <w:sz w:val="16"/>
                 <w:szCs w:val="16"/>
@@ -4307,15 +4307,15 @@
             </w:r>
             <w:r>
               <w:rPr>
-                <w:rFonts w:ascii="Readex Pro Light" w:hAnsi="Readex Pro Light" w:cs="Readex Pro Light"/>
-                <w:b/>
-                <w:sz w:val="16"/>
-                <w:szCs w:val="16"/>
-              </w:rPr>
-            </w:r>
-            <w:r>
-              <w:rPr>
-                <w:rFonts w:ascii="Readex Pro Light" w:hAnsi="Readex Pro Light" w:cs="Readex Pro Light"/>
+                <w:rFonts w:ascii="Tahoma" w:hAnsi="Tahoma" w:cs="Tahoma"/>
+                <w:b/>
+                <w:sz w:val="16"/>
+                <w:szCs w:val="16"/>
+              </w:rPr>
+            </w:r>
+            <w:r>
+              <w:rPr>
+                <w:rFonts w:ascii="Tahoma" w:hAnsi="Tahoma" w:cs="Tahoma"/>
                 <w:b/>
                 <w:sz w:val="16"/>
                 <w:szCs w:val="16"/>
@@ -4324,7 +4324,7 @@
             </w:r>
             <w:r>
               <w:rPr>
-                <w:rFonts w:ascii="Readex Pro Light" w:hAnsi="Readex Pro Light" w:cs="Readex Pro Light"/>
+                <w:rFonts w:ascii="Tahoma" w:hAnsi="Tahoma" w:cs="Tahoma"/>
                 <w:b/>
                 <w:sz w:val="16"/>
                 <w:szCs w:val="16"/>
@@ -4334,7 +4334,7 @@
             <w:bookmarkEnd w:id="9"/>
             <w:r>
               <w:rPr>
-                <w:rFonts w:ascii="Readex Pro Light" w:hAnsi="Readex Pro Light" w:cs="Readex Pro Light"/>
+                <w:rFonts w:ascii="Tahoma" w:hAnsi="Tahoma" w:cs="Tahoma"/>
                 <w:b/>
                 <w:sz w:val="16"/>
                 <w:szCs w:val="16"/>
@@ -4361,15 +4361,15 @@
             <w:pPr>
               <w:spacing w:before="0" w:after="0"/>
               <w:rPr>
-                <w:rFonts w:ascii="Readex Pro Light" w:hAnsi="Readex Pro Light" w:cs="Readex Pro Light"/>
-                <w:b/>
-                <w:sz w:val="16"/>
-                <w:szCs w:val="16"/>
-              </w:rPr>
-            </w:pPr>
-            <w:r>
-              <w:rPr>
-                <w:rFonts w:ascii="Readex Pro Light" w:hAnsi="Readex Pro Light" w:cs="Readex Pro Light"/>
+                <w:rFonts w:ascii="Tahoma" w:hAnsi="Tahoma" w:cs="Tahoma"/>
+                <w:b/>
+                <w:sz w:val="16"/>
+                <w:szCs w:val="16"/>
+              </w:rPr>
+            </w:pPr>
+            <w:r>
+              <w:rPr>
+                <w:rFonts w:ascii="Tahoma" w:hAnsi="Tahoma" w:cs="Tahoma"/>
                 <w:b/>
                 <w:sz w:val="16"/>
                 <w:szCs w:val="16"/>
@@ -4378,7 +4378,7 @@
             </w:r>
             <w:r>
               <w:rPr>
-                <w:rFonts w:ascii="Readex Pro Light" w:hAnsi="Readex Pro Light" w:cs="Readex Pro Light"/>
+                <w:rFonts w:ascii="Tahoma" w:hAnsi="Tahoma" w:cs="Tahoma"/>
                 <w:b/>
                 <w:sz w:val="16"/>
                 <w:szCs w:val="16"/>
@@ -4397,7 +4397,7 @@
             </w:r>
             <w:r>
               <w:rPr>
-                <w:rFonts w:ascii="Readex Pro Light" w:hAnsi="Readex Pro Light" w:cs="Readex Pro Light"/>
+                <w:rFonts w:ascii="Tahoma" w:hAnsi="Tahoma" w:cs="Tahoma"/>
                 <w:b/>
                 <w:sz w:val="16"/>
                 <w:szCs w:val="16"/>
@@ -4406,15 +4406,15 @@
             </w:r>
             <w:r>
               <w:rPr>
-                <w:rFonts w:ascii="Readex Pro Light" w:hAnsi="Readex Pro Light" w:cs="Readex Pro Light"/>
-                <w:b/>
-                <w:sz w:val="16"/>
-                <w:szCs w:val="16"/>
-              </w:rPr>
-            </w:r>
-            <w:r>
-              <w:rPr>
-                <w:rFonts w:ascii="Readex Pro Light" w:hAnsi="Readex Pro Light" w:cs="Readex Pro Light"/>
+                <w:rFonts w:ascii="Tahoma" w:hAnsi="Tahoma" w:cs="Tahoma"/>
+                <w:b/>
+                <w:sz w:val="16"/>
+                <w:szCs w:val="16"/>
+              </w:rPr>
+            </w:r>
+            <w:r>
+              <w:rPr>
+                <w:rFonts w:ascii="Tahoma" w:hAnsi="Tahoma" w:cs="Tahoma"/>
                 <w:b/>
                 <w:sz w:val="16"/>
                 <w:szCs w:val="16"/>
@@ -4423,7 +4423,7 @@
             </w:r>
             <w:r>
               <w:rPr>
-                <w:rFonts w:ascii="Readex Pro Light" w:hAnsi="Readex Pro Light" w:cs="Readex Pro Light"/>
+                <w:rFonts w:ascii="Tahoma" w:hAnsi="Tahoma" w:cs="Tahoma"/>
                 <w:b/>
                 <w:sz w:val="16"/>
                 <w:szCs w:val="16"/>
@@ -4432,7 +4432,7 @@
             </w:r>
             <w:r>
               <w:rPr>
-                <w:rFonts w:ascii="Readex Pro Light" w:hAnsi="Readex Pro Light" w:cs="Readex Pro Light"/>
+                <w:rFonts w:ascii="Tahoma" w:hAnsi="Tahoma" w:cs="Tahoma"/>
                 <w:b/>
                 <w:sz w:val="16"/>
                 <w:szCs w:val="16"/>
@@ -4441,7 +4441,7 @@
             </w:r>
             <w:r>
               <w:rPr>
-                <w:rFonts w:ascii="Readex Pro Light" w:hAnsi="Readex Pro Light" w:cs="Readex Pro Light"/>
+                <w:rFonts w:ascii="Tahoma" w:hAnsi="Tahoma" w:cs="Tahoma"/>
                 <w:b/>
                 <w:sz w:val="16"/>
                 <w:szCs w:val="16"/>
@@ -4460,7 +4460,7 @@
             </w:r>
             <w:r>
               <w:rPr>
-                <w:rFonts w:ascii="Readex Pro Light" w:hAnsi="Readex Pro Light" w:cs="Readex Pro Light"/>
+                <w:rFonts w:ascii="Tahoma" w:hAnsi="Tahoma" w:cs="Tahoma"/>
                 <w:b/>
                 <w:sz w:val="16"/>
                 <w:szCs w:val="16"/>
@@ -4469,15 +4469,15 @@
             </w:r>
             <w:r>
               <w:rPr>
-                <w:rFonts w:ascii="Readex Pro Light" w:hAnsi="Readex Pro Light" w:cs="Readex Pro Light"/>
-                <w:b/>
-                <w:sz w:val="16"/>
-                <w:szCs w:val="16"/>
-              </w:rPr>
-            </w:r>
-            <w:r>
-              <w:rPr>
-                <w:rFonts w:ascii="Readex Pro Light" w:hAnsi="Readex Pro Light" w:cs="Readex Pro Light"/>
+                <w:rFonts w:ascii="Tahoma" w:hAnsi="Tahoma" w:cs="Tahoma"/>
+                <w:b/>
+                <w:sz w:val="16"/>
+                <w:szCs w:val="16"/>
+              </w:rPr>
+            </w:r>
+            <w:r>
+              <w:rPr>
+                <w:rFonts w:ascii="Tahoma" w:hAnsi="Tahoma" w:cs="Tahoma"/>
                 <w:b/>
                 <w:sz w:val="16"/>
                 <w:szCs w:val="16"/>
@@ -4486,7 +4486,7 @@
             </w:r>
             <w:r>
               <w:rPr>
-                <w:rFonts w:ascii="Readex Pro Light" w:hAnsi="Readex Pro Light" w:cs="Readex Pro Light"/>
+                <w:rFonts w:ascii="Tahoma" w:hAnsi="Tahoma" w:cs="Tahoma"/>
                 <w:b/>
                 <w:sz w:val="16"/>
                 <w:szCs w:val="16"/>
@@ -4495,7 +4495,7 @@
             </w:r>
             <w:r>
               <w:rPr>
-                <w:rFonts w:ascii="Readex Pro Light" w:hAnsi="Readex Pro Light" w:cs="Readex Pro Light"/>
+                <w:rFonts w:ascii="Tahoma" w:hAnsi="Tahoma" w:cs="Tahoma"/>
                 <w:b/>
                 <w:sz w:val="16"/>
                 <w:szCs w:val="16"/>
@@ -4523,15 +4523,15 @@
             <w:pPr>
               <w:spacing w:before="0" w:after="0"/>
               <w:rPr>
-                <w:rFonts w:ascii="Readex Pro Light" w:hAnsi="Readex Pro Light" w:cs="Readex Pro Light"/>
-                <w:b/>
-                <w:sz w:val="16"/>
-                <w:szCs w:val="16"/>
-              </w:rPr>
-            </w:pPr>
-            <w:r>
-              <w:rPr>
-                <w:rFonts w:ascii="Readex Pro Light" w:hAnsi="Readex Pro Light" w:cs="Readex Pro Light"/>
+                <w:rFonts w:ascii="Tahoma" w:hAnsi="Tahoma" w:cs="Tahoma"/>
+                <w:b/>
+                <w:sz w:val="16"/>
+                <w:szCs w:val="16"/>
+              </w:rPr>
+            </w:pPr>
+            <w:r>
+              <w:rPr>
+                <w:rFonts w:ascii="Tahoma" w:hAnsi="Tahoma" w:cs="Tahoma"/>
                 <w:b/>
                 <w:sz w:val="16"/>
                 <w:szCs w:val="16"/>
@@ -4540,7 +4540,7 @@
             </w:r>
             <w:r>
               <w:rPr>
-                <w:rFonts w:ascii="Readex Pro Light" w:hAnsi="Readex Pro Light" w:cs="Readex Pro Light"/>
+                <w:rFonts w:ascii="Tahoma" w:hAnsi="Tahoma" w:cs="Tahoma"/>
                 <w:b/>
                 <w:sz w:val="16"/>
                 <w:szCs w:val="16"/>
@@ -4559,7 +4559,7 @@
             </w:r>
             <w:r>
               <w:rPr>
-                <w:rFonts w:ascii="Readex Pro Light" w:hAnsi="Readex Pro Light" w:cs="Readex Pro Light"/>
+                <w:rFonts w:ascii="Tahoma" w:hAnsi="Tahoma" w:cs="Tahoma"/>
                 <w:b/>
                 <w:sz w:val="16"/>
                 <w:szCs w:val="16"/>
@@ -4568,15 +4568,15 @@
             </w:r>
             <w:r>
               <w:rPr>
-                <w:rFonts w:ascii="Readex Pro Light" w:hAnsi="Readex Pro Light" w:cs="Readex Pro Light"/>
-                <w:b/>
-                <w:sz w:val="16"/>
-                <w:szCs w:val="16"/>
-              </w:rPr>
-            </w:r>
-            <w:r>
-              <w:rPr>
-                <w:rFonts w:ascii="Readex Pro Light" w:hAnsi="Readex Pro Light" w:cs="Readex Pro Light"/>
+                <w:rFonts w:ascii="Tahoma" w:hAnsi="Tahoma" w:cs="Tahoma"/>
+                <w:b/>
+                <w:sz w:val="16"/>
+                <w:szCs w:val="16"/>
+              </w:rPr>
+            </w:r>
+            <w:r>
+              <w:rPr>
+                <w:rFonts w:ascii="Tahoma" w:hAnsi="Tahoma" w:cs="Tahoma"/>
                 <w:b/>
                 <w:sz w:val="16"/>
                 <w:szCs w:val="16"/>
@@ -4585,7 +4585,7 @@
             </w:r>
             <w:r>
               <w:rPr>
-                <w:rFonts w:ascii="Readex Pro Light" w:hAnsi="Readex Pro Light" w:cs="Readex Pro Light"/>
+                <w:rFonts w:ascii="Tahoma" w:hAnsi="Tahoma" w:cs="Tahoma"/>
                 <w:b/>
                 <w:sz w:val="16"/>
                 <w:szCs w:val="16"/>
@@ -4594,7 +4594,7 @@
             </w:r>
             <w:r>
               <w:rPr>
-                <w:rFonts w:ascii="Readex Pro Light" w:hAnsi="Readex Pro Light" w:cs="Readex Pro Light"/>
+                <w:rFonts w:ascii="Tahoma" w:hAnsi="Tahoma" w:cs="Tahoma"/>
                 <w:b/>
                 <w:sz w:val="16"/>
                 <w:szCs w:val="16"/>
@@ -4603,7 +4603,7 @@
             </w:r>
             <w:r>
               <w:rPr>
-                <w:rFonts w:ascii="Readex Pro Light" w:hAnsi="Readex Pro Light" w:cs="Readex Pro Light"/>
+                <w:rFonts w:ascii="Tahoma" w:hAnsi="Tahoma" w:cs="Tahoma"/>
                 <w:b/>
                 <w:sz w:val="16"/>
                 <w:szCs w:val="16"/>
@@ -4622,7 +4622,7 @@
             </w:r>
             <w:r>
               <w:rPr>
-                <w:rFonts w:ascii="Readex Pro Light" w:hAnsi="Readex Pro Light" w:cs="Readex Pro Light"/>
+                <w:rFonts w:ascii="Tahoma" w:hAnsi="Tahoma" w:cs="Tahoma"/>
                 <w:b/>
                 <w:sz w:val="16"/>
                 <w:szCs w:val="16"/>
@@ -4631,15 +4631,15 @@
             </w:r>
             <w:r>
               <w:rPr>
-                <w:rFonts w:ascii="Readex Pro Light" w:hAnsi="Readex Pro Light" w:cs="Readex Pro Light"/>
-                <w:b/>
-                <w:sz w:val="16"/>
-                <w:szCs w:val="16"/>
-              </w:rPr>
-            </w:r>
-            <w:r>
-              <w:rPr>
-                <w:rFonts w:ascii="Readex Pro Light" w:hAnsi="Readex Pro Light" w:cs="Readex Pro Light"/>
+                <w:rFonts w:ascii="Tahoma" w:hAnsi="Tahoma" w:cs="Tahoma"/>
+                <w:b/>
+                <w:sz w:val="16"/>
+                <w:szCs w:val="16"/>
+              </w:rPr>
+            </w:r>
+            <w:r>
+              <w:rPr>
+                <w:rFonts w:ascii="Tahoma" w:hAnsi="Tahoma" w:cs="Tahoma"/>
                 <w:b/>
                 <w:sz w:val="16"/>
                 <w:szCs w:val="16"/>
@@ -4648,7 +4648,7 @@
             </w:r>
             <w:r>
               <w:rPr>
-                <w:rFonts w:ascii="Readex Pro Light" w:hAnsi="Readex Pro Light" w:cs="Readex Pro Light"/>
+                <w:rFonts w:ascii="Tahoma" w:hAnsi="Tahoma" w:cs="Tahoma"/>
                 <w:b/>
                 <w:sz w:val="16"/>
                 <w:szCs w:val="16"/>
@@ -4657,7 +4657,7 @@
             </w:r>
             <w:r>
               <w:rPr>
-                <w:rFonts w:ascii="Readex Pro Light" w:hAnsi="Readex Pro Light" w:cs="Readex Pro Light"/>
+                <w:rFonts w:ascii="Tahoma" w:hAnsi="Tahoma" w:cs="Tahoma"/>
                 <w:b/>
                 <w:sz w:val="16"/>
                 <w:szCs w:val="16"/>
@@ -4684,15 +4684,15 @@
             <w:pPr>
               <w:spacing w:before="0" w:after="0"/>
               <w:rPr>
-                <w:rFonts w:ascii="Readex Pro Light" w:hAnsi="Readex Pro Light" w:cs="Readex Pro Light"/>
-                <w:b/>
-                <w:sz w:val="16"/>
-                <w:szCs w:val="16"/>
-              </w:rPr>
-            </w:pPr>
-            <w:r>
-              <w:rPr>
-                <w:rFonts w:ascii="Readex Pro Light" w:hAnsi="Readex Pro Light" w:cs="Readex Pro Light"/>
+                <w:rFonts w:ascii="Tahoma" w:hAnsi="Tahoma" w:cs="Tahoma"/>
+                <w:b/>
+                <w:sz w:val="16"/>
+                <w:szCs w:val="16"/>
+              </w:rPr>
+            </w:pPr>
+            <w:r>
+              <w:rPr>
+                <w:rFonts w:ascii="Tahoma" w:hAnsi="Tahoma" w:cs="Tahoma"/>
                 <w:b/>
                 <w:sz w:val="16"/>
                 <w:szCs w:val="16"/>
@@ -4701,7 +4701,7 @@
             </w:r>
             <w:r>
               <w:rPr>
-                <w:rFonts w:ascii="Readex Pro Light" w:hAnsi="Readex Pro Light" w:cs="Readex Pro Light"/>
+                <w:rFonts w:ascii="Tahoma" w:hAnsi="Tahoma" w:cs="Tahoma"/>
                 <w:b/>
                 <w:sz w:val="16"/>
                 <w:szCs w:val="16"/>
@@ -4720,7 +4720,7 @@
             </w:r>
             <w:r>
               <w:rPr>
-                <w:rFonts w:ascii="Readex Pro Light" w:hAnsi="Readex Pro Light" w:cs="Readex Pro Light"/>
+                <w:rFonts w:ascii="Tahoma" w:hAnsi="Tahoma" w:cs="Tahoma"/>
                 <w:b/>
                 <w:sz w:val="16"/>
                 <w:szCs w:val="16"/>
@@ -4729,15 +4729,15 @@
             </w:r>
             <w:r>
               <w:rPr>
-                <w:rFonts w:ascii="Readex Pro Light" w:hAnsi="Readex Pro Light" w:cs="Readex Pro Light"/>
-                <w:b/>
-                <w:sz w:val="16"/>
-                <w:szCs w:val="16"/>
-              </w:rPr>
-            </w:r>
-            <w:r>
-              <w:rPr>
-                <w:rFonts w:ascii="Readex Pro Light" w:hAnsi="Readex Pro Light" w:cs="Readex Pro Light"/>
+                <w:rFonts w:ascii="Tahoma" w:hAnsi="Tahoma" w:cs="Tahoma"/>
+                <w:b/>
+                <w:sz w:val="16"/>
+                <w:szCs w:val="16"/>
+              </w:rPr>
+            </w:r>
+            <w:r>
+              <w:rPr>
+                <w:rFonts w:ascii="Tahoma" w:hAnsi="Tahoma" w:cs="Tahoma"/>
                 <w:b/>
                 <w:sz w:val="16"/>
                 <w:szCs w:val="16"/>
@@ -4746,7 +4746,7 @@
             </w:r>
             <w:r>
               <w:rPr>
-                <w:rFonts w:ascii="Readex Pro Light" w:hAnsi="Readex Pro Light" w:cs="Readex Pro Light"/>
+                <w:rFonts w:ascii="Tahoma" w:hAnsi="Tahoma" w:cs="Tahoma"/>
                 <w:b/>
                 <w:sz w:val="16"/>
                 <w:szCs w:val="16"/>
@@ -4755,7 +4755,7 @@
             </w:r>
             <w:r>
               <w:rPr>
-                <w:rFonts w:ascii="Readex Pro Light" w:hAnsi="Readex Pro Light" w:cs="Readex Pro Light"/>
+                <w:rFonts w:ascii="Tahoma" w:hAnsi="Tahoma" w:cs="Tahoma"/>
                 <w:b/>
                 <w:sz w:val="16"/>
                 <w:szCs w:val="16"/>
@@ -4764,7 +4764,7 @@
             </w:r>
             <w:r>
               <w:rPr>
-                <w:rFonts w:ascii="Readex Pro Light" w:hAnsi="Readex Pro Light" w:cs="Readex Pro Light"/>
+                <w:rFonts w:ascii="Tahoma" w:hAnsi="Tahoma" w:cs="Tahoma"/>
                 <w:b/>
                 <w:sz w:val="16"/>
                 <w:szCs w:val="16"/>
@@ -4783,7 +4783,7 @@
             </w:r>
             <w:r>
               <w:rPr>
-                <w:rFonts w:ascii="Readex Pro Light" w:hAnsi="Readex Pro Light" w:cs="Readex Pro Light"/>
+                <w:rFonts w:ascii="Tahoma" w:hAnsi="Tahoma" w:cs="Tahoma"/>
                 <w:b/>
                 <w:sz w:val="16"/>
                 <w:szCs w:val="16"/>
@@ -4792,15 +4792,15 @@
             </w:r>
             <w:r>
               <w:rPr>
-                <w:rFonts w:ascii="Readex Pro Light" w:hAnsi="Readex Pro Light" w:cs="Readex Pro Light"/>
-                <w:b/>
-                <w:sz w:val="16"/>
-                <w:szCs w:val="16"/>
-              </w:rPr>
-            </w:r>
-            <w:r>
-              <w:rPr>
-                <w:rFonts w:ascii="Readex Pro Light" w:hAnsi="Readex Pro Light" w:cs="Readex Pro Light"/>
+                <w:rFonts w:ascii="Tahoma" w:hAnsi="Tahoma" w:cs="Tahoma"/>
+                <w:b/>
+                <w:sz w:val="16"/>
+                <w:szCs w:val="16"/>
+              </w:rPr>
+            </w:r>
+            <w:r>
+              <w:rPr>
+                <w:rFonts w:ascii="Tahoma" w:hAnsi="Tahoma" w:cs="Tahoma"/>
                 <w:b/>
                 <w:sz w:val="16"/>
                 <w:szCs w:val="16"/>
@@ -4809,7 +4809,7 @@
             </w:r>
             <w:r>
               <w:rPr>
-                <w:rFonts w:ascii="Readex Pro Light" w:hAnsi="Readex Pro Light" w:cs="Readex Pro Light"/>
+                <w:rFonts w:ascii="Tahoma" w:hAnsi="Tahoma" w:cs="Tahoma"/>
                 <w:b/>
                 <w:sz w:val="16"/>
                 <w:szCs w:val="16"/>
@@ -4818,7 +4818,7 @@
             </w:r>
             <w:r>
               <w:rPr>
-                <w:rFonts w:ascii="Readex Pro Light" w:hAnsi="Readex Pro Light" w:cs="Readex Pro Light"/>
+                <w:rFonts w:ascii="Tahoma" w:hAnsi="Tahoma" w:cs="Tahoma"/>
                 <w:b/>
                 <w:sz w:val="16"/>
                 <w:szCs w:val="16"/>
@@ -4845,15 +4845,15 @@
             <w:pPr>
               <w:spacing w:before="0" w:after="0"/>
               <w:rPr>
-                <w:rFonts w:ascii="Readex Pro Light" w:hAnsi="Readex Pro Light" w:cs="Readex Pro Light"/>
-                <w:b/>
-                <w:sz w:val="16"/>
-                <w:szCs w:val="16"/>
-              </w:rPr>
-            </w:pPr>
-            <w:r>
-              <w:rPr>
-                <w:rFonts w:ascii="Readex Pro Light" w:hAnsi="Readex Pro Light" w:cs="Readex Pro Light"/>
+                <w:rFonts w:ascii="Tahoma" w:hAnsi="Tahoma" w:cs="Tahoma"/>
+                <w:b/>
+                <w:sz w:val="16"/>
+                <w:szCs w:val="16"/>
+              </w:rPr>
+            </w:pPr>
+            <w:r>
+              <w:rPr>
+                <w:rFonts w:ascii="Tahoma" w:hAnsi="Tahoma" w:cs="Tahoma"/>
                 <w:b/>
                 <w:sz w:val="16"/>
                 <w:szCs w:val="16"/>
@@ -4862,7 +4862,7 @@
             </w:r>
             <w:r>
               <w:rPr>
-                <w:rFonts w:ascii="Readex Pro Light" w:hAnsi="Readex Pro Light" w:cs="Readex Pro Light"/>
+                <w:rFonts w:ascii="Tahoma" w:hAnsi="Tahoma" w:cs="Tahoma"/>
                 <w:b/>
                 <w:sz w:val="16"/>
                 <w:szCs w:val="16"/>
@@ -4871,7 +4871,7 @@
             </w:r>
             <w:r>
               <w:rPr>
-                <w:rFonts w:ascii="Readex Pro Light" w:hAnsi="Readex Pro Light" w:cs="Readex Pro Light"/>
+                <w:rFonts w:ascii="Tahoma" w:hAnsi="Tahoma" w:cs="Tahoma"/>
                 <w:b/>
                 <w:sz w:val="16"/>
                 <w:szCs w:val="16"/>
@@ -4885,14 +4885,14 @@
     <w:p>
       <w:pPr>
         <w:rPr>
-          <w:rFonts w:ascii="Readex Pro Light" w:hAnsi="Readex Pro Light" w:cs="Readex Pro Light"/>
+          <w:rFonts w:ascii="Tahoma" w:hAnsi="Tahoma" w:cs="Tahoma"/>
           <w:sz w:val="18"/>
           <w:szCs w:val="20"/>
         </w:rPr>
       </w:pPr>
       <w:r>
         <w:rPr>
-          <w:rFonts w:ascii="Readex Pro Light" w:hAnsi="Readex Pro Light" w:cs="Readex Pro Light"/>
+          <w:rFonts w:ascii="Tahoma" w:hAnsi="Tahoma" w:cs="Tahoma"/>
           <w:noProof/>
           <w:sz w:val="18"/>
           <w:szCs w:val="20"/>
@@ -4940,12 +4940,12 @@
                             <w:pPr>
                               <w:jc w:val="center"/>
                               <w:rPr>
-                                <w:rFonts w:ascii="Readex Pro Light" w:hAnsi="Readex Pro Light" w:cs="Readex Pro Light"/>
+                                <w:rFonts w:ascii="Tahoma" w:hAnsi="Tahoma" w:cs="Tahoma"/>
                               </w:rPr>
                             </w:pPr>
                             <w:r>
                               <w:rPr>
-                                <w:rFonts w:ascii="Readex Pro Light" w:hAnsi="Readex Pro Light" w:cs="Readex Pro Light"/>
+                                <w:rFonts w:ascii="Tahoma" w:hAnsi="Tahoma" w:cs="Tahoma"/>
                               </w:rPr>
                               <w:t>Initial Incident Photos to be attached within this form</w:t>
                             </w:r>
@@ -4977,12 +4977,12 @@
                       <w:pPr>
                         <w:jc w:val="center"/>
                         <w:rPr>
-                          <w:rFonts w:ascii="Readex Pro Light" w:hAnsi="Readex Pro Light" w:cs="Readex Pro Light"/>
+                          <w:rFonts w:ascii="Tahoma" w:hAnsi="Tahoma" w:cs="Tahoma"/>
                         </w:rPr>
                       </w:pPr>
                       <w:r>
                         <w:rPr>
-                          <w:rFonts w:ascii="Readex Pro Light" w:hAnsi="Readex Pro Light" w:cs="Readex Pro Light"/>
+                          <w:rFonts w:ascii="Tahoma" w:hAnsi="Tahoma" w:cs="Tahoma"/>
                         </w:rPr>
                         <w:t>Initial Incident Photos to be attached within this form</w:t>
                       </w:r>
@@ -5082,7 +5082,7 @@
                           <w:pPr>
                             <w:spacing w:after="0"/>
                             <w:rPr>
-                              <w:rFonts w:ascii="Calibri" w:eastAsia="Calibri" w:hAnsi="Calibri" w:cs="Calibri"/>
+                              <w:rFonts w:ascii="Tahoma" w:eastAsia="Tahoma" w:hAnsi="Tahoma" w:cs="Tahoma"/>
                               <w:noProof/>
                               <w:color w:val="000000"/>
                               <w:sz w:val="24"/>
@@ -5090,7 +5090,7 @@
                           </w:pPr>
                           <w:r>
                             <w:rPr>
-                              <w:rFonts w:ascii="Calibri" w:eastAsia="Calibri" w:hAnsi="Calibri" w:cs="Calibri"/>
+                              <w:rFonts w:ascii="Tahoma" w:eastAsia="Tahoma" w:hAnsi="Tahoma" w:cs="Tahoma"/>
                               <w:noProof/>
                               <w:color w:val="000000"/>
                               <w:sz w:val="24"/>
@@ -5125,7 +5125,7 @@
                     <w:pPr>
                       <w:spacing w:after="0"/>
                       <w:rPr>
-                        <w:rFonts w:ascii="Calibri" w:eastAsia="Calibri" w:hAnsi="Calibri" w:cs="Calibri"/>
+                        <w:rFonts w:ascii="Tahoma" w:eastAsia="Tahoma" w:hAnsi="Tahoma" w:cs="Tahoma"/>
                         <w:noProof/>
                         <w:color w:val="000000"/>
                         <w:sz w:val="24"/>
@@ -5133,7 +5133,7 @@
                     </w:pPr>
                     <w:r>
                       <w:rPr>
-                        <w:rFonts w:ascii="Calibri" w:eastAsia="Calibri" w:hAnsi="Calibri" w:cs="Calibri"/>
+                        <w:rFonts w:ascii="Tahoma" w:eastAsia="Tahoma" w:hAnsi="Tahoma" w:cs="Tahoma"/>
                         <w:noProof/>
                         <w:color w:val="000000"/>
                         <w:sz w:val="24"/>
@@ -5208,7 +5208,7 @@
                           <w:pPr>
                             <w:spacing w:after="0"/>
                             <w:rPr>
-                              <w:rFonts w:ascii="Calibri" w:eastAsia="Calibri" w:hAnsi="Calibri" w:cs="Calibri"/>
+                              <w:rFonts w:ascii="Tahoma" w:eastAsia="Tahoma" w:hAnsi="Tahoma" w:cs="Tahoma"/>
                               <w:noProof/>
                               <w:color w:val="000000"/>
                               <w:sz w:val="24"/>
@@ -5216,7 +5216,7 @@
                           </w:pPr>
                           <w:r>
                             <w:rPr>
-                              <w:rFonts w:ascii="Calibri" w:eastAsia="Calibri" w:hAnsi="Calibri" w:cs="Calibri"/>
+                              <w:rFonts w:ascii="Tahoma" w:eastAsia="Tahoma" w:hAnsi="Tahoma" w:cs="Tahoma"/>
                               <w:noProof/>
                               <w:color w:val="000000"/>
                               <w:sz w:val="24"/>
@@ -5251,7 +5251,7 @@
                     <w:pPr>
                       <w:spacing w:after="0"/>
                       <w:rPr>
-                        <w:rFonts w:ascii="Calibri" w:eastAsia="Calibri" w:hAnsi="Calibri" w:cs="Calibri"/>
+                        <w:rFonts w:ascii="Tahoma" w:eastAsia="Tahoma" w:hAnsi="Tahoma" w:cs="Tahoma"/>
                         <w:noProof/>
                         <w:color w:val="000000"/>
                         <w:sz w:val="24"/>
@@ -5259,7 +5259,7 @@
                     </w:pPr>
                     <w:r>
                       <w:rPr>
-                        <w:rFonts w:ascii="Calibri" w:eastAsia="Calibri" w:hAnsi="Calibri" w:cs="Calibri"/>
+                        <w:rFonts w:ascii="Tahoma" w:eastAsia="Tahoma" w:hAnsi="Tahoma" w:cs="Tahoma"/>
                         <w:noProof/>
                         <w:color w:val="000000"/>
                         <w:sz w:val="24"/>
@@ -5305,12 +5305,12 @@
       <w:pStyle w:val="Header"/>
       <w:jc w:val="center"/>
       <w:rPr>
-        <w:rFonts w:ascii="Readex Pro Medium" w:hAnsi="Readex Pro Medium" w:cs="Readex Pro Medium"/>
+        <w:rFonts w:ascii="Tahoma" w:hAnsi="Tahoma" w:cs="Tahoma"/>
       </w:rPr>
     </w:pPr>
     <w:r>
       <w:rPr>
-        <w:rFonts w:ascii="Readex Pro Medium" w:hAnsi="Readex Pro Medium" w:cs="Readex Pro Medium"/>
+        <w:rFonts w:ascii="Tahoma" w:hAnsi="Tahoma" w:cs="Tahoma"/>
         <w:noProof/>
         <w:sz w:val="2"/>
         <w:szCs w:val="2"/>
@@ -5383,7 +5383,7 @@
     </w:r>
     <w:r>
       <w:rPr>
-        <w:rFonts w:ascii="Readex Pro Medium" w:hAnsi="Readex Pro Medium" w:cs="Readex Pro Medium"/>
+        <w:rFonts w:ascii="Tahoma" w:hAnsi="Tahoma" w:cs="Tahoma"/>
         <w:b/>
         <w:sz w:val="28"/>
         <w:szCs w:val="28"/>
@@ -5393,7 +5393,7 @@
     </w:r>
     <w:r>
       <w:rPr>
-        <w:rFonts w:ascii="Readex Pro Medium" w:hAnsi="Readex Pro Medium" w:cs="Readex Pro Medium"/>
+        <w:rFonts w:ascii="Tahoma" w:hAnsi="Tahoma" w:cs="Tahoma"/>
         <w:b/>
         <w:sz w:val="28"/>
         <w:szCs w:val="28"/>
@@ -5403,7 +5403,7 @@
     </w:r>
     <w:r>
       <w:rPr>
-        <w:rFonts w:ascii="Readex Pro Medium" w:hAnsi="Readex Pro Medium" w:cs="Readex Pro Medium"/>
+        <w:rFonts w:ascii="Tahoma" w:hAnsi="Tahoma" w:cs="Tahoma"/>
         <w:b/>
         <w:sz w:val="28"/>
         <w:szCs w:val="28"/>
@@ -5420,8 +5420,8 @@
   <w:docDefaults>
     <w:rPrDefault>
       <w:rPr>
-        <w:rFonts w:ascii="Times New Roman" w:eastAsia="Times New Roman" w:hAnsi="Times New Roman" w:cs="Times New Roman"/>
-        <w:lang w:val="en-US" w:eastAsia="en-US" w:bidi="ar-SA"/>
+        <w:rFonts w:ascii="Tahoma" w:eastAsia="Tahoma" w:hAnsi="Tahoma" w:cs="Tahoma"/>
+        <w:lang w:val="en-US" w:eastAsia="Tahoma" w:bidi="ar-SA"/>
       </w:rPr>
     </w:rPrDefault>
     <w:pPrDefault/>
@@ -5717,7 +5717,7 @@
       <w:jc w:val="both"/>
     </w:pPr>
     <w:rPr>
-      <w:rFonts w:ascii="Arial" w:hAnsi="Arial"/>
+      <w:rFonts w:ascii="Tahoma" w:hAnsi="Tahoma"/>
       <w:sz w:val="22"/>
       <w:szCs w:val="24"/>
     </w:rPr>
@@ -5754,7 +5754,7 @@
       <w:outlineLvl w:val="3"/>
     </w:pPr>
     <w:rPr>
-      <w:rFonts w:cs="Arial"/>
+      <w:rFonts w:cs="Tahoma"/>
       <w:b/>
       <w:bCs/>
     </w:rPr>
@@ -5777,7 +5777,7 @@
       <w:outlineLvl w:val="6"/>
     </w:pPr>
     <w:rPr>
-      <w:rFonts w:ascii="Garrison Light Sans" w:hAnsi="Garrison Light Sans"/>
+      <w:rFonts w:ascii="Tahoma" w:hAnsi="Tahoma"/>
       <w:b/>
       <w:szCs w:val="20"/>
       <w:lang w:val="en-AU"/>
@@ -5862,7 +5862,7 @@
     <w:uiPriority w:val="59"/>
     <w:rsid w:val="00D33E2C"/>
     <w:rPr>
-      <w:rFonts w:ascii="Arial" w:eastAsia="Calibri" w:hAnsi="Arial" w:cs="Arial"/>
+      <w:rFonts w:ascii="Tahoma" w:eastAsia="Tahoma" w:hAnsi="Tahoma" w:cs="Tahoma"/>
       <w:sz w:val="22"/>
       <w:szCs w:val="22"/>
       <w:lang w:val="en-GB"/>
@@ -5924,7 +5924,7 @@
     </a:clrScheme>
     <a:fontScheme name="Office">
       <a:majorFont>
-        <a:latin typeface="Calibri Light" panose="020F0302020204030204"/>
+        <a:latin typeface="Tahoma" panose="020F0302020204030204"/>
         <a:ea typeface=""/>
         <a:cs typeface=""/>
         <a:font script="Jpan" typeface="游ゴシック Light"/>
@@ -5976,7 +5976,7 @@
         <a:font script="Tfng" typeface="Ebrima"/>
       </a:majorFont>
       <a:minorFont>
-        <a:latin typeface="Calibri" panose="020F0502020204030204"/>
+        <a:latin typeface="Tahoma" panose="020F0502020204030204"/>
         <a:ea typeface=""/>
         <a:cs typeface=""/>
         <a:font script="Jpan" typeface="游明朝"/>
